--- a/Lessons_and_Logs/Neural_Networks/Chapter_1/Notes/Chapter_1.docx
+++ b/Lessons_and_Logs/Neural_Networks/Chapter_1/Notes/Chapter_1.docx
@@ -23,21 +23,1850 @@
       </w:r>
     </w:p>
     <w:p/>
+    <w:p>
+      <w:r>
+        <w:t>In Power Shell:</w:t>
+      </w:r>
+    </w:p>
+    <w:p>
+      <w:r>
+        <w:t xml:space="preserve">Activate </w:t>
+      </w:r>
+      <w:r>
+        <w:sym w:font="Wingdings" w:char="F0E8"/>
+      </w:r>
+      <w:r>
+        <w:t xml:space="preserve">  </w:t>
+      </w:r>
+      <w:r>
+        <w:t xml:space="preserve">PS C:\Python27&gt; </w:t>
+      </w:r>
+      <w:r>
+        <w:rPr>
+          <w:b/>
+          <w:bCs/>
+          <w:color w:val="00B050"/>
+        </w:rPr>
+        <w:t>Set-</w:t>
+      </w:r>
+      <w:proofErr w:type="spellStart"/>
+      <w:r>
+        <w:rPr>
+          <w:b/>
+          <w:bCs/>
+          <w:color w:val="00B050"/>
+        </w:rPr>
+        <w:t>ExecutionPolicy</w:t>
+      </w:r>
+      <w:proofErr w:type="spellEnd"/>
+      <w:r>
+        <w:rPr>
+          <w:b/>
+          <w:bCs/>
+          <w:color w:val="00B050"/>
+        </w:rPr>
+        <w:t xml:space="preserve"> Unrestricted -Scope Process</w:t>
+      </w:r>
+    </w:p>
+    <w:p>
+      <w:r>
+        <w:t xml:space="preserve">                        </w:t>
+      </w:r>
+      <w:r>
+        <w:t xml:space="preserve">PS C:\Python27&gt; </w:t>
+      </w:r>
+      <w:r>
+        <w:rPr>
+          <w:b/>
+          <w:bCs/>
+          <w:color w:val="00B050"/>
+        </w:rPr>
+        <w:t>.\py27_env\Scripts\Activate.ps1</w:t>
+      </w:r>
+    </w:p>
     <w:p/>
     <w:p>
       <w:pPr>
         <w:rPr>
           <w:b/>
           <w:bCs/>
-          <w:u w:val="single"/>
-        </w:rPr>
-      </w:pPr>
-      <w:r>
-        <w:rPr>
-          <w:b/>
-          <w:bCs/>
-          <w:u w:val="single"/>
-        </w:rPr>
+          <w:color w:val="00B050"/>
+        </w:rPr>
+      </w:pPr>
+      <w:r>
+        <w:t xml:space="preserve">Deactivate </w:t>
+      </w:r>
+      <w:r>
+        <w:sym w:font="Wingdings" w:char="F0E8"/>
+      </w:r>
+      <w:r>
+        <w:t xml:space="preserve"> </w:t>
+      </w:r>
+      <w:proofErr w:type="spellStart"/>
+      <w:r>
+        <w:rPr>
+          <w:b/>
+          <w:bCs/>
+          <w:color w:val="00B050"/>
+        </w:rPr>
+        <w:t>deactivate</w:t>
+      </w:r>
+      <w:proofErr w:type="spellEnd"/>
+    </w:p>
+    <w:p/>
+    <w:p>
+      <w:pPr>
+        <w:rPr>
+          <w:b/>
+          <w:bCs/>
+          <w:u w:val="single"/>
+        </w:rPr>
+      </w:pPr>
+    </w:p>
+    <w:p>
+      <w:pPr>
+        <w:rPr>
+          <w:b/>
+          <w:bCs/>
+          <w:u w:val="single"/>
+        </w:rPr>
+      </w:pPr>
+      <w:r>
+        <w:rPr>
+          <w:b/>
+          <w:bCs/>
+          <w:u w:val="single"/>
+        </w:rPr>
+        <w:t>8/16/2025</w:t>
+      </w:r>
+    </w:p>
+    <w:p>
+      <w:pPr>
+        <w:rPr>
+          <w:b/>
+          <w:bCs/>
+          <w:u w:val="single"/>
+        </w:rPr>
+      </w:pPr>
+      <w:r>
+        <w:rPr>
+          <w:b/>
+          <w:bCs/>
+          <w:u w:val="single"/>
+        </w:rPr>
+        <w:t xml:space="preserve">(py27_env) PS C:\Users\Steve\OneDrive\Working_Files\Code\Repositories\neural-networks-and-deep-learning&gt; cd </w:t>
+      </w:r>
+      <w:proofErr w:type="spellStart"/>
+      <w:r>
+        <w:rPr>
+          <w:b/>
+          <w:bCs/>
+          <w:u w:val="single"/>
+        </w:rPr>
+        <w:t>src</w:t>
+      </w:r>
+      <w:proofErr w:type="spellEnd"/>
+    </w:p>
+    <w:p>
+      <w:pPr>
+        <w:rPr>
+          <w:b/>
+          <w:bCs/>
+          <w:u w:val="single"/>
+        </w:rPr>
+      </w:pPr>
+      <w:r>
+        <w:rPr>
+          <w:b/>
+          <w:bCs/>
+          <w:u w:val="single"/>
+        </w:rPr>
+        <w:t>(py27_env) PS C:\Users\Steve\OneDrive\Working_Files\Code\Repositories\neural-networks-and-deep-learning\src&gt; python</w:t>
+      </w:r>
+    </w:p>
+    <w:p>
+      <w:pPr>
+        <w:rPr>
+          <w:b/>
+          <w:bCs/>
+          <w:u w:val="single"/>
+        </w:rPr>
+      </w:pPr>
+      <w:r>
+        <w:rPr>
+          <w:b/>
+          <w:bCs/>
+          <w:u w:val="single"/>
+        </w:rPr>
+        <w:t>Python 2.7.18 (v2.7.18:8d21aa21f2, Apr 20</w:t>
+      </w:r>
+      <w:proofErr w:type="gramStart"/>
+      <w:r>
+        <w:rPr>
+          <w:b/>
+          <w:bCs/>
+          <w:u w:val="single"/>
+        </w:rPr>
+        <w:t xml:space="preserve"> 2020</w:t>
+      </w:r>
+      <w:proofErr w:type="gramEnd"/>
+      <w:r>
+        <w:rPr>
+          <w:b/>
+          <w:bCs/>
+          <w:u w:val="single"/>
+        </w:rPr>
+        <w:t>, 13:25:05) [MSC v.1500 64 bit (AMD64)] on win32</w:t>
+      </w:r>
+    </w:p>
+    <w:p>
+      <w:pPr>
+        <w:rPr>
+          <w:b/>
+          <w:bCs/>
+          <w:u w:val="single"/>
+        </w:rPr>
+      </w:pPr>
+      <w:r>
+        <w:rPr>
+          <w:b/>
+          <w:bCs/>
+          <w:u w:val="single"/>
+        </w:rPr>
+        <w:t>Type "help", "copyright", "credits" or "license" for more information.</w:t>
+      </w:r>
+    </w:p>
+    <w:p>
+      <w:pPr>
+        <w:rPr>
+          <w:b/>
+          <w:bCs/>
+          <w:u w:val="single"/>
+        </w:rPr>
+      </w:pPr>
+      <w:r>
+        <w:rPr>
+          <w:b/>
+          <w:bCs/>
+          <w:u w:val="single"/>
+        </w:rPr>
+        <w:t xml:space="preserve">&gt;&gt;&gt; import </w:t>
+      </w:r>
+      <w:proofErr w:type="spellStart"/>
+      <w:r>
+        <w:rPr>
+          <w:b/>
+          <w:bCs/>
+          <w:u w:val="single"/>
+        </w:rPr>
+        <w:t>mnist_loader</w:t>
+      </w:r>
+      <w:proofErr w:type="spellEnd"/>
+    </w:p>
+    <w:p>
+      <w:pPr>
+        <w:rPr>
+          <w:b/>
+          <w:bCs/>
+          <w:u w:val="single"/>
+        </w:rPr>
+      </w:pPr>
+      <w:r>
+        <w:rPr>
+          <w:b/>
+          <w:bCs/>
+          <w:u w:val="single"/>
+        </w:rPr>
+        <w:t xml:space="preserve">&gt;&gt;&gt; </w:t>
+      </w:r>
+      <w:proofErr w:type="spellStart"/>
+      <w:r>
+        <w:rPr>
+          <w:b/>
+          <w:bCs/>
+          <w:u w:val="single"/>
+        </w:rPr>
+        <w:t>training_data</w:t>
+      </w:r>
+      <w:proofErr w:type="spellEnd"/>
+      <w:r>
+        <w:rPr>
+          <w:b/>
+          <w:bCs/>
+          <w:u w:val="single"/>
+        </w:rPr>
+        <w:t xml:space="preserve">, </w:t>
+      </w:r>
+      <w:proofErr w:type="spellStart"/>
+      <w:r>
+        <w:rPr>
+          <w:b/>
+          <w:bCs/>
+          <w:u w:val="single"/>
+        </w:rPr>
+        <w:t>validation_data</w:t>
+      </w:r>
+      <w:proofErr w:type="spellEnd"/>
+      <w:r>
+        <w:rPr>
+          <w:b/>
+          <w:bCs/>
+          <w:u w:val="single"/>
+        </w:rPr>
+        <w:t xml:space="preserve">, </w:t>
+      </w:r>
+      <w:proofErr w:type="spellStart"/>
+      <w:r>
+        <w:rPr>
+          <w:b/>
+          <w:bCs/>
+          <w:u w:val="single"/>
+        </w:rPr>
+        <w:t>test_data</w:t>
+      </w:r>
+      <w:proofErr w:type="spellEnd"/>
+      <w:r>
+        <w:rPr>
+          <w:b/>
+          <w:bCs/>
+          <w:u w:val="single"/>
+        </w:rPr>
+        <w:t xml:space="preserve"> = \</w:t>
+      </w:r>
+    </w:p>
+    <w:p>
+      <w:pPr>
+        <w:rPr>
+          <w:b/>
+          <w:bCs/>
+          <w:u w:val="single"/>
+        </w:rPr>
+      </w:pPr>
+      <w:r>
+        <w:rPr>
+          <w:b/>
+          <w:bCs/>
+          <w:u w:val="single"/>
+        </w:rPr>
+        <w:t xml:space="preserve">... </w:t>
+      </w:r>
+      <w:proofErr w:type="spellStart"/>
+      <w:r>
+        <w:rPr>
+          <w:b/>
+          <w:bCs/>
+          <w:u w:val="single"/>
+        </w:rPr>
+        <w:t>mnist_</w:t>
+      </w:r>
+      <w:proofErr w:type="gramStart"/>
+      <w:r>
+        <w:rPr>
+          <w:b/>
+          <w:bCs/>
+          <w:u w:val="single"/>
+        </w:rPr>
+        <w:t>loader.load</w:t>
+      </w:r>
+      <w:proofErr w:type="gramEnd"/>
+      <w:r>
+        <w:rPr>
+          <w:b/>
+          <w:bCs/>
+          <w:u w:val="single"/>
+        </w:rPr>
+        <w:t>_data_</w:t>
+      </w:r>
+      <w:proofErr w:type="gramStart"/>
+      <w:r>
+        <w:rPr>
+          <w:b/>
+          <w:bCs/>
+          <w:u w:val="single"/>
+        </w:rPr>
+        <w:t>wrapper</w:t>
+      </w:r>
+      <w:proofErr w:type="spellEnd"/>
+      <w:r>
+        <w:rPr>
+          <w:b/>
+          <w:bCs/>
+          <w:u w:val="single"/>
+        </w:rPr>
+        <w:t>(</w:t>
+      </w:r>
+      <w:proofErr w:type="gramEnd"/>
+      <w:r>
+        <w:rPr>
+          <w:b/>
+          <w:bCs/>
+          <w:u w:val="single"/>
+        </w:rPr>
+        <w:t>)</w:t>
+      </w:r>
+    </w:p>
+    <w:p>
+      <w:pPr>
+        <w:rPr>
+          <w:b/>
+          <w:bCs/>
+          <w:u w:val="single"/>
+        </w:rPr>
+      </w:pPr>
+      <w:r>
+        <w:rPr>
+          <w:b/>
+          <w:bCs/>
+          <w:u w:val="single"/>
+        </w:rPr>
+        <w:t>&gt;&gt;&gt; import network</w:t>
+      </w:r>
+    </w:p>
+    <w:p>
+      <w:pPr>
+        <w:rPr>
+          <w:b/>
+          <w:bCs/>
+          <w:u w:val="single"/>
+        </w:rPr>
+      </w:pPr>
+      <w:r>
+        <w:rPr>
+          <w:b/>
+          <w:bCs/>
+          <w:u w:val="single"/>
+        </w:rPr>
+        <w:t xml:space="preserve">&gt;&gt;&gt; net = </w:t>
+      </w:r>
+      <w:proofErr w:type="spellStart"/>
+      <w:proofErr w:type="gramStart"/>
+      <w:r>
+        <w:rPr>
+          <w:b/>
+          <w:bCs/>
+          <w:u w:val="single"/>
+        </w:rPr>
+        <w:t>network.Network</w:t>
+      </w:r>
+      <w:proofErr w:type="spellEnd"/>
+      <w:proofErr w:type="gramEnd"/>
+      <w:r>
+        <w:rPr>
+          <w:b/>
+          <w:bCs/>
+          <w:u w:val="single"/>
+        </w:rPr>
+        <w:t>([784, 30, 10])</w:t>
+      </w:r>
+    </w:p>
+    <w:p>
+      <w:pPr>
+        <w:rPr>
+          <w:b/>
+          <w:bCs/>
+          <w:u w:val="single"/>
+        </w:rPr>
+      </w:pPr>
+      <w:r>
+        <w:rPr>
+          <w:b/>
+          <w:bCs/>
+          <w:u w:val="single"/>
+        </w:rPr>
+        <w:t xml:space="preserve">&gt;&gt;&gt; </w:t>
+      </w:r>
+      <w:proofErr w:type="spellStart"/>
+      <w:proofErr w:type="gramStart"/>
+      <w:r>
+        <w:rPr>
+          <w:b/>
+          <w:bCs/>
+          <w:u w:val="single"/>
+        </w:rPr>
+        <w:t>net.SGD</w:t>
+      </w:r>
+      <w:proofErr w:type="spellEnd"/>
+      <w:r>
+        <w:rPr>
+          <w:b/>
+          <w:bCs/>
+          <w:u w:val="single"/>
+        </w:rPr>
+        <w:t>(</w:t>
+      </w:r>
+      <w:proofErr w:type="spellStart"/>
+      <w:proofErr w:type="gramEnd"/>
+      <w:r>
+        <w:rPr>
+          <w:b/>
+          <w:bCs/>
+          <w:u w:val="single"/>
+        </w:rPr>
+        <w:t>training_data</w:t>
+      </w:r>
+      <w:proofErr w:type="spellEnd"/>
+      <w:r>
+        <w:rPr>
+          <w:b/>
+          <w:bCs/>
+          <w:u w:val="single"/>
+        </w:rPr>
+        <w:t xml:space="preserve">, 30, 10, 3.0, </w:t>
+      </w:r>
+      <w:proofErr w:type="spellStart"/>
+      <w:r>
+        <w:rPr>
+          <w:b/>
+          <w:bCs/>
+          <w:u w:val="single"/>
+        </w:rPr>
+        <w:t>test_data</w:t>
+      </w:r>
+      <w:proofErr w:type="spellEnd"/>
+      <w:r>
+        <w:rPr>
+          <w:b/>
+          <w:bCs/>
+          <w:u w:val="single"/>
+        </w:rPr>
+        <w:t>=</w:t>
+      </w:r>
+      <w:proofErr w:type="spellStart"/>
+      <w:r>
+        <w:rPr>
+          <w:b/>
+          <w:bCs/>
+          <w:u w:val="single"/>
+        </w:rPr>
+        <w:t>test_data</w:t>
+      </w:r>
+      <w:proofErr w:type="spellEnd"/>
+      <w:r>
+        <w:rPr>
+          <w:b/>
+          <w:bCs/>
+          <w:u w:val="single"/>
+        </w:rPr>
+        <w:t>)</w:t>
+      </w:r>
+    </w:p>
+    <w:p>
+      <w:pPr>
+        <w:rPr>
+          <w:b/>
+          <w:bCs/>
+          <w:u w:val="single"/>
+        </w:rPr>
+      </w:pPr>
+      <w:r>
+        <w:rPr>
+          <w:b/>
+          <w:bCs/>
+          <w:u w:val="single"/>
+        </w:rPr>
+        <w:t>Epoch 0: 9095 / 10000</w:t>
+      </w:r>
+    </w:p>
+    <w:p>
+      <w:pPr>
+        <w:rPr>
+          <w:b/>
+          <w:bCs/>
+          <w:u w:val="single"/>
+        </w:rPr>
+      </w:pPr>
+      <w:r>
+        <w:rPr>
+          <w:b/>
+          <w:bCs/>
+          <w:u w:val="single"/>
+        </w:rPr>
+        <w:t>Epoch 1: 9239 / 10000</w:t>
+      </w:r>
+    </w:p>
+    <w:p>
+      <w:pPr>
+        <w:rPr>
+          <w:b/>
+          <w:bCs/>
+          <w:u w:val="single"/>
+        </w:rPr>
+      </w:pPr>
+      <w:r>
+        <w:rPr>
+          <w:b/>
+          <w:bCs/>
+          <w:u w:val="single"/>
+        </w:rPr>
+        <w:t>Epoch 2: 9315 / 10000</w:t>
+      </w:r>
+    </w:p>
+    <w:p>
+      <w:pPr>
+        <w:rPr>
+          <w:b/>
+          <w:bCs/>
+          <w:u w:val="single"/>
+        </w:rPr>
+      </w:pPr>
+      <w:r>
+        <w:rPr>
+          <w:b/>
+          <w:bCs/>
+          <w:u w:val="single"/>
+        </w:rPr>
+        <w:t>Epoch 3: 9330 / 10000</w:t>
+      </w:r>
+    </w:p>
+    <w:p>
+      <w:pPr>
+        <w:rPr>
+          <w:b/>
+          <w:bCs/>
+          <w:u w:val="single"/>
+        </w:rPr>
+      </w:pPr>
+      <w:r>
+        <w:rPr>
+          <w:b/>
+          <w:bCs/>
+          <w:u w:val="single"/>
+        </w:rPr>
+        <w:t>Epoch 4: 9393 / 10000</w:t>
+      </w:r>
+    </w:p>
+    <w:p>
+      <w:pPr>
+        <w:rPr>
+          <w:b/>
+          <w:bCs/>
+          <w:u w:val="single"/>
+        </w:rPr>
+      </w:pPr>
+      <w:r>
+        <w:rPr>
+          <w:b/>
+          <w:bCs/>
+          <w:u w:val="single"/>
+        </w:rPr>
+        <w:t>Epoch 5: 9419 / 10000</w:t>
+      </w:r>
+    </w:p>
+    <w:p>
+      <w:pPr>
+        <w:rPr>
+          <w:b/>
+          <w:bCs/>
+          <w:u w:val="single"/>
+        </w:rPr>
+      </w:pPr>
+      <w:r>
+        <w:rPr>
+          <w:b/>
+          <w:bCs/>
+          <w:u w:val="single"/>
+        </w:rPr>
+        <w:t>Epoch 6: 9422 / 10000</w:t>
+      </w:r>
+    </w:p>
+    <w:p>
+      <w:pPr>
+        <w:rPr>
+          <w:b/>
+          <w:bCs/>
+          <w:u w:val="single"/>
+        </w:rPr>
+      </w:pPr>
+      <w:r>
+        <w:rPr>
+          <w:b/>
+          <w:bCs/>
+          <w:u w:val="single"/>
+        </w:rPr>
+        <w:lastRenderedPageBreak/>
+        <w:t>Epoch 7: 9454 / 10000</w:t>
+      </w:r>
+    </w:p>
+    <w:p>
+      <w:pPr>
+        <w:rPr>
+          <w:b/>
+          <w:bCs/>
+          <w:u w:val="single"/>
+        </w:rPr>
+      </w:pPr>
+      <w:r>
+        <w:rPr>
+          <w:b/>
+          <w:bCs/>
+          <w:u w:val="single"/>
+        </w:rPr>
+        <w:t>Epoch 8: 9457 / 10000</w:t>
+      </w:r>
+    </w:p>
+    <w:p>
+      <w:pPr>
+        <w:rPr>
+          <w:b/>
+          <w:bCs/>
+          <w:u w:val="single"/>
+        </w:rPr>
+      </w:pPr>
+      <w:r>
+        <w:rPr>
+          <w:b/>
+          <w:bCs/>
+          <w:u w:val="single"/>
+        </w:rPr>
+        <w:t>Epoch 9: 9448 / 10000</w:t>
+      </w:r>
+    </w:p>
+    <w:p>
+      <w:pPr>
+        <w:rPr>
+          <w:b/>
+          <w:bCs/>
+          <w:u w:val="single"/>
+        </w:rPr>
+      </w:pPr>
+      <w:r>
+        <w:rPr>
+          <w:b/>
+          <w:bCs/>
+          <w:u w:val="single"/>
+        </w:rPr>
+        <w:t>Epoch 10: 9458 / 10000</w:t>
+      </w:r>
+    </w:p>
+    <w:p>
+      <w:pPr>
+        <w:rPr>
+          <w:b/>
+          <w:bCs/>
+          <w:u w:val="single"/>
+        </w:rPr>
+      </w:pPr>
+      <w:r>
+        <w:rPr>
+          <w:b/>
+          <w:bCs/>
+          <w:u w:val="single"/>
+        </w:rPr>
+        <w:t>Epoch 11: 9464 / 10000</w:t>
+      </w:r>
+    </w:p>
+    <w:p>
+      <w:pPr>
+        <w:rPr>
+          <w:b/>
+          <w:bCs/>
+          <w:u w:val="single"/>
+        </w:rPr>
+      </w:pPr>
+      <w:r>
+        <w:rPr>
+          <w:b/>
+          <w:bCs/>
+          <w:u w:val="single"/>
+        </w:rPr>
+        <w:t>Epoch 12: 9490 / 10000</w:t>
+      </w:r>
+    </w:p>
+    <w:p>
+      <w:pPr>
+        <w:rPr>
+          <w:b/>
+          <w:bCs/>
+          <w:u w:val="single"/>
+        </w:rPr>
+      </w:pPr>
+      <w:r>
+        <w:rPr>
+          <w:b/>
+          <w:bCs/>
+          <w:u w:val="single"/>
+        </w:rPr>
+        <w:t>Epoch 13: 9474 / 10000</w:t>
+      </w:r>
+    </w:p>
+    <w:p>
+      <w:pPr>
+        <w:rPr>
+          <w:b/>
+          <w:bCs/>
+          <w:u w:val="single"/>
+        </w:rPr>
+      </w:pPr>
+      <w:r>
+        <w:rPr>
+          <w:b/>
+          <w:bCs/>
+          <w:u w:val="single"/>
+        </w:rPr>
+        <w:t>Epoch 14: 9494 / 10000</w:t>
+      </w:r>
+    </w:p>
+    <w:p>
+      <w:pPr>
+        <w:rPr>
+          <w:b/>
+          <w:bCs/>
+          <w:u w:val="single"/>
+        </w:rPr>
+      </w:pPr>
+      <w:r>
+        <w:rPr>
+          <w:b/>
+          <w:bCs/>
+          <w:u w:val="single"/>
+        </w:rPr>
+        <w:t>Epoch 15: 9460 / 10000</w:t>
+      </w:r>
+    </w:p>
+    <w:p>
+      <w:pPr>
+        <w:rPr>
+          <w:b/>
+          <w:bCs/>
+          <w:u w:val="single"/>
+        </w:rPr>
+      </w:pPr>
+      <w:r>
+        <w:rPr>
+          <w:b/>
+          <w:bCs/>
+          <w:u w:val="single"/>
+        </w:rPr>
+        <w:t>Epoch 16: 9474 / 10000</w:t>
+      </w:r>
+    </w:p>
+    <w:p>
+      <w:pPr>
+        <w:rPr>
+          <w:b/>
+          <w:bCs/>
+          <w:u w:val="single"/>
+        </w:rPr>
+      </w:pPr>
+      <w:r>
+        <w:rPr>
+          <w:b/>
+          <w:bCs/>
+          <w:u w:val="single"/>
+        </w:rPr>
+        <w:t>Epoch 17: 9464 / 10000</w:t>
+      </w:r>
+    </w:p>
+    <w:p>
+      <w:pPr>
+        <w:rPr>
+          <w:b/>
+          <w:bCs/>
+          <w:u w:val="single"/>
+        </w:rPr>
+      </w:pPr>
+      <w:r>
+        <w:rPr>
+          <w:b/>
+          <w:bCs/>
+          <w:u w:val="single"/>
+        </w:rPr>
+        <w:t>Epoch 18: 9501 / 10000</w:t>
+      </w:r>
+    </w:p>
+    <w:p>
+      <w:pPr>
+        <w:rPr>
+          <w:b/>
+          <w:bCs/>
+          <w:u w:val="single"/>
+        </w:rPr>
+      </w:pPr>
+      <w:r>
+        <w:rPr>
+          <w:b/>
+          <w:bCs/>
+          <w:u w:val="single"/>
+        </w:rPr>
+        <w:t>Epoch 19: 9477 / 10000</w:t>
+      </w:r>
+    </w:p>
+    <w:p>
+      <w:pPr>
+        <w:rPr>
+          <w:b/>
+          <w:bCs/>
+          <w:u w:val="single"/>
+        </w:rPr>
+      </w:pPr>
+      <w:r>
+        <w:rPr>
+          <w:b/>
+          <w:bCs/>
+          <w:u w:val="single"/>
+        </w:rPr>
+        <w:t>Epoch 20: 9465 / 10000</w:t>
+      </w:r>
+    </w:p>
+    <w:p>
+      <w:pPr>
+        <w:rPr>
+          <w:b/>
+          <w:bCs/>
+          <w:u w:val="single"/>
+        </w:rPr>
+      </w:pPr>
+      <w:r>
+        <w:rPr>
+          <w:b/>
+          <w:bCs/>
+          <w:u w:val="single"/>
+        </w:rPr>
+        <w:t>Epoch 21: 9496 / 10000</w:t>
+      </w:r>
+    </w:p>
+    <w:p>
+      <w:pPr>
+        <w:rPr>
+          <w:b/>
+          <w:bCs/>
+          <w:u w:val="single"/>
+        </w:rPr>
+      </w:pPr>
+      <w:r>
+        <w:rPr>
+          <w:b/>
+          <w:bCs/>
+          <w:u w:val="single"/>
+        </w:rPr>
+        <w:t>Epoch 22: 9501 / 10000</w:t>
+      </w:r>
+    </w:p>
+    <w:p>
+      <w:pPr>
+        <w:rPr>
+          <w:b/>
+          <w:bCs/>
+          <w:u w:val="single"/>
+        </w:rPr>
+      </w:pPr>
+      <w:r>
+        <w:rPr>
+          <w:b/>
+          <w:bCs/>
+          <w:u w:val="single"/>
+        </w:rPr>
+        <w:t>Epoch 23: 9508 / 10000</w:t>
+      </w:r>
+    </w:p>
+    <w:p>
+      <w:pPr>
+        <w:rPr>
+          <w:b/>
+          <w:bCs/>
+          <w:u w:val="single"/>
+        </w:rPr>
+      </w:pPr>
+      <w:r>
+        <w:rPr>
+          <w:b/>
+          <w:bCs/>
+          <w:u w:val="single"/>
+        </w:rPr>
+        <w:t>Epoch 24: 9517 / 10000</w:t>
+      </w:r>
+    </w:p>
+    <w:p>
+      <w:pPr>
+        <w:rPr>
+          <w:b/>
+          <w:bCs/>
+          <w:u w:val="single"/>
+        </w:rPr>
+      </w:pPr>
+      <w:r>
+        <w:rPr>
+          <w:b/>
+          <w:bCs/>
+          <w:u w:val="single"/>
+        </w:rPr>
+        <w:t>Epoch 25: 9495 / 10000</w:t>
+      </w:r>
+    </w:p>
+    <w:p>
+      <w:pPr>
+        <w:rPr>
+          <w:b/>
+          <w:bCs/>
+          <w:u w:val="single"/>
+        </w:rPr>
+      </w:pPr>
+      <w:r>
+        <w:rPr>
+          <w:b/>
+          <w:bCs/>
+          <w:u w:val="single"/>
+        </w:rPr>
+        <w:t>Epoch 26: 9504 / 10000</w:t>
+      </w:r>
+    </w:p>
+    <w:p>
+      <w:pPr>
+        <w:rPr>
+          <w:b/>
+          <w:bCs/>
+          <w:u w:val="single"/>
+        </w:rPr>
+      </w:pPr>
+      <w:r>
+        <w:rPr>
+          <w:b/>
+          <w:bCs/>
+          <w:u w:val="single"/>
+        </w:rPr>
+        <w:t>Epoch 27: 9510 / 10000</w:t>
+      </w:r>
+    </w:p>
+    <w:p>
+      <w:pPr>
+        <w:rPr>
+          <w:b/>
+          <w:bCs/>
+          <w:u w:val="single"/>
+        </w:rPr>
+      </w:pPr>
+      <w:r>
+        <w:rPr>
+          <w:b/>
+          <w:bCs/>
+          <w:u w:val="single"/>
+        </w:rPr>
+        <w:t>Epoch 28: 9480 / 10000</w:t>
+      </w:r>
+    </w:p>
+    <w:p>
+      <w:pPr>
+        <w:rPr>
+          <w:b/>
+          <w:bCs/>
+          <w:u w:val="single"/>
+        </w:rPr>
+      </w:pPr>
+      <w:r>
+        <w:rPr>
+          <w:b/>
+          <w:bCs/>
+          <w:u w:val="single"/>
+        </w:rPr>
+        <w:t>Epoch 29: 9493 / 10000</w:t>
+      </w:r>
+      <w:r>
+        <w:rPr>
+          <w:b/>
+          <w:bCs/>
+          <w:u w:val="single"/>
+        </w:rPr>
+        <w:br w:type="page"/>
+      </w:r>
+    </w:p>
+    <w:p>
+      <w:pPr>
+        <w:rPr>
+          <w:b/>
+          <w:bCs/>
+          <w:u w:val="single"/>
+        </w:rPr>
+      </w:pPr>
+      <w:r>
+        <w:rPr>
+          <w:b/>
+          <w:bCs/>
+          <w:u w:val="single"/>
+        </w:rPr>
+        <w:lastRenderedPageBreak/>
+        <w:t>PS C:\Users\Steve\OneDrive\Working_Files\Code\Repositories\Python\Lessons_and_Logs\Neural_Networks\Chapter_1\Code\try-scipy&gt;</w:t>
+      </w:r>
+    </w:p>
+    <w:p>
+      <w:pPr>
+        <w:rPr>
+          <w:b/>
+          <w:bCs/>
+          <w:u w:val="single"/>
+        </w:rPr>
+      </w:pPr>
+    </w:p>
+    <w:p>
+      <w:pPr>
+        <w:rPr>
+          <w:b/>
+          <w:bCs/>
+          <w:u w:val="single"/>
+        </w:rPr>
+      </w:pPr>
+    </w:p>
+    <w:p>
+      <w:pPr>
+        <w:rPr>
+          <w:b/>
+          <w:bCs/>
+          <w:u w:val="single"/>
+        </w:rPr>
+      </w:pPr>
+    </w:p>
+    <w:p>
+      <w:pPr>
+        <w:rPr>
+          <w:b/>
+          <w:bCs/>
+          <w:u w:val="single"/>
+        </w:rPr>
+      </w:pPr>
+    </w:p>
+    <w:p>
+      <w:pPr>
+        <w:rPr>
+          <w:b/>
+          <w:bCs/>
+          <w:u w:val="single"/>
+        </w:rPr>
+      </w:pPr>
+    </w:p>
+    <w:p>
+      <w:pPr>
+        <w:rPr>
+          <w:b/>
+          <w:bCs/>
+          <w:u w:val="single"/>
+        </w:rPr>
+      </w:pPr>
+      <w:r>
+        <w:rPr>
+          <w:b/>
+          <w:bCs/>
+          <w:u w:val="single"/>
+        </w:rPr>
+        <w:t xml:space="preserve">     </w:t>
+      </w:r>
+      <w:proofErr w:type="spellStart"/>
+      <w:r>
+        <w:rPr>
+          <w:b/>
+          <w:bCs/>
+          <w:u w:val="single"/>
+        </w:rPr>
+        <w:t>uv</w:t>
+      </w:r>
+      <w:proofErr w:type="spellEnd"/>
+      <w:r>
+        <w:rPr>
+          <w:b/>
+          <w:bCs/>
+          <w:u w:val="single"/>
+        </w:rPr>
+        <w:t xml:space="preserve"> add </w:t>
+      </w:r>
+      <w:proofErr w:type="spellStart"/>
+      <w:r>
+        <w:rPr>
+          <w:b/>
+          <w:bCs/>
+          <w:u w:val="single"/>
+        </w:rPr>
+        <w:t>scipy</w:t>
+      </w:r>
+      <w:proofErr w:type="spellEnd"/>
+    </w:p>
+    <w:p>
+      <w:pPr>
+        <w:rPr>
+          <w:b/>
+          <w:bCs/>
+          <w:u w:val="single"/>
+        </w:rPr>
+      </w:pPr>
+      <w:r>
+        <w:rPr>
+          <w:b/>
+          <w:bCs/>
+          <w:u w:val="single"/>
+        </w:rPr>
+        <w:t xml:space="preserve">Using </w:t>
+      </w:r>
+      <w:proofErr w:type="spellStart"/>
+      <w:r>
+        <w:rPr>
+          <w:b/>
+          <w:bCs/>
+          <w:u w:val="single"/>
+        </w:rPr>
+        <w:t>CPython</w:t>
+      </w:r>
+      <w:proofErr w:type="spellEnd"/>
+      <w:r>
+        <w:rPr>
+          <w:b/>
+          <w:bCs/>
+          <w:u w:val="single"/>
+        </w:rPr>
+        <w:t xml:space="preserve"> 3.13.6 interpreter at: C:\Python313\python.exe</w:t>
+      </w:r>
+    </w:p>
+    <w:p>
+      <w:pPr>
+        <w:rPr>
+          <w:b/>
+          <w:bCs/>
+          <w:u w:val="single"/>
+        </w:rPr>
+      </w:pPr>
+      <w:r>
+        <w:rPr>
+          <w:b/>
+          <w:bCs/>
+          <w:highlight w:val="yellow"/>
+          <w:u w:val="single"/>
+        </w:rPr>
+        <w:t>Creating virtual environment at</w:t>
+      </w:r>
+      <w:proofErr w:type="gramStart"/>
+      <w:r>
+        <w:rPr>
+          <w:b/>
+          <w:bCs/>
+          <w:highlight w:val="yellow"/>
+          <w:u w:val="single"/>
+        </w:rPr>
+        <w:t>: .</w:t>
+      </w:r>
+      <w:proofErr w:type="spellStart"/>
+      <w:r>
+        <w:rPr>
+          <w:b/>
+          <w:bCs/>
+          <w:highlight w:val="yellow"/>
+          <w:u w:val="single"/>
+        </w:rPr>
+        <w:t>venv</w:t>
+      </w:r>
+      <w:proofErr w:type="spellEnd"/>
+      <w:proofErr w:type="gramEnd"/>
+    </w:p>
+    <w:p>
+      <w:pPr>
+        <w:rPr>
+          <w:b/>
+          <w:bCs/>
+          <w:u w:val="single"/>
+        </w:rPr>
+      </w:pPr>
+      <w:r>
+        <w:rPr>
+          <w:b/>
+          <w:bCs/>
+          <w:u w:val="single"/>
+        </w:rPr>
+        <w:t>Resolved 3 packages in 1.43s</w:t>
+      </w:r>
+    </w:p>
+    <w:p>
+      <w:pPr>
+        <w:rPr>
+          <w:b/>
+          <w:bCs/>
+          <w:u w:val="single"/>
+        </w:rPr>
+      </w:pPr>
+      <w:r>
+        <w:rPr>
+          <w:b/>
+          <w:bCs/>
+          <w:u w:val="single"/>
+        </w:rPr>
+        <w:t>Prepared 2 packages in 20.09s</w:t>
+      </w:r>
+    </w:p>
+    <w:p>
+      <w:pPr>
+        <w:rPr>
+          <w:b/>
+          <w:bCs/>
+          <w:u w:val="single"/>
+        </w:rPr>
+      </w:pPr>
+      <w:r>
+        <w:rPr>
+          <w:b/>
+          <w:bCs/>
+          <w:u w:val="single"/>
+        </w:rPr>
+        <w:t>Installed 2 packages in 5.09s</w:t>
+      </w:r>
+    </w:p>
+    <w:p>
+      <w:pPr>
+        <w:rPr>
+          <w:b/>
+          <w:bCs/>
+          <w:u w:val="single"/>
+        </w:rPr>
+      </w:pPr>
+      <w:r>
+        <w:rPr>
+          <w:b/>
+          <w:bCs/>
+          <w:u w:val="single"/>
+        </w:rPr>
+        <w:t xml:space="preserve"> + </w:t>
+      </w:r>
+      <w:proofErr w:type="spellStart"/>
+      <w:r>
+        <w:rPr>
+          <w:b/>
+          <w:bCs/>
+          <w:u w:val="single"/>
+        </w:rPr>
+        <w:t>numpy</w:t>
+      </w:r>
+      <w:proofErr w:type="spellEnd"/>
+      <w:r>
+        <w:rPr>
+          <w:b/>
+          <w:bCs/>
+          <w:u w:val="single"/>
+        </w:rPr>
+        <w:t>==2.3.2</w:t>
+      </w:r>
+    </w:p>
+    <w:p>
+      <w:pPr>
+        <w:rPr>
+          <w:b/>
+          <w:bCs/>
+          <w:u w:val="single"/>
+        </w:rPr>
+      </w:pPr>
+      <w:r>
+        <w:rPr>
+          <w:b/>
+          <w:bCs/>
+          <w:u w:val="single"/>
+        </w:rPr>
+        <w:t xml:space="preserve"> + </w:t>
+      </w:r>
+      <w:proofErr w:type="spellStart"/>
+      <w:r>
+        <w:rPr>
+          <w:b/>
+          <w:bCs/>
+          <w:u w:val="single"/>
+        </w:rPr>
+        <w:t>scipy</w:t>
+      </w:r>
+      <w:proofErr w:type="spellEnd"/>
+      <w:r>
+        <w:rPr>
+          <w:b/>
+          <w:bCs/>
+          <w:u w:val="single"/>
+        </w:rPr>
+        <w:t>==1.16.1</w:t>
+      </w:r>
+    </w:p>
+    <w:p>
+      <w:pPr>
+        <w:rPr>
+          <w:b/>
+          <w:bCs/>
+          <w:u w:val="single"/>
+        </w:rPr>
+      </w:pPr>
+      <w:r>
+        <w:rPr>
+          <w:b/>
+          <w:bCs/>
+          <w:u w:val="single"/>
+        </w:rPr>
+        <w:t>PS C:\Users\Steve\OneDrive\Working_Files\Code\Repositories\Python\Lessons_and_Logs\Neural_Networks\Chapter_1\Code\try-scipy&gt;</w:t>
+      </w:r>
+    </w:p>
+    <w:p>
+      <w:pPr>
+        <w:rPr>
+          <w:b/>
+          <w:bCs/>
+          <w:u w:val="single"/>
+        </w:rPr>
+      </w:pPr>
+    </w:p>
+    <w:p>
+      <w:pPr>
+        <w:rPr>
+          <w:b/>
+          <w:bCs/>
+          <w:u w:val="single"/>
+        </w:rPr>
+      </w:pPr>
+    </w:p>
+    <w:p>
+      <w:pPr>
+        <w:rPr>
+          <w:b/>
+          <w:bCs/>
+          <w:u w:val="single"/>
+        </w:rPr>
+      </w:pPr>
+    </w:p>
+    <w:p>
+      <w:pPr>
+        <w:rPr>
+          <w:b/>
+          <w:bCs/>
+          <w:u w:val="single"/>
+        </w:rPr>
+      </w:pPr>
+      <w:r>
+        <w:rPr>
+          <w:b/>
+          <w:bCs/>
+          <w:u w:val="single"/>
+        </w:rPr>
+        <w:t xml:space="preserve">PS C:\Users\Steve\OneDrive\Working_Files\Code\Repositories\Python\Lessons_and_Logs\Neural_Networks\Chapter_1\Code\try-scipy&gt; </w:t>
+      </w:r>
+      <w:proofErr w:type="spellStart"/>
+      <w:r>
+        <w:rPr>
+          <w:b/>
+          <w:bCs/>
+          <w:u w:val="single"/>
+        </w:rPr>
+        <w:t>uv</w:t>
+      </w:r>
+      <w:proofErr w:type="spellEnd"/>
+      <w:r>
+        <w:rPr>
+          <w:b/>
+          <w:bCs/>
+          <w:u w:val="single"/>
+        </w:rPr>
+        <w:t xml:space="preserve"> add matplotlib</w:t>
+      </w:r>
+    </w:p>
+    <w:p>
+      <w:pPr>
+        <w:rPr>
+          <w:b/>
+          <w:bCs/>
+          <w:u w:val="single"/>
+        </w:rPr>
+      </w:pPr>
+      <w:r>
+        <w:rPr>
+          <w:b/>
+          <w:bCs/>
+          <w:u w:val="single"/>
+        </w:rPr>
+        <w:t>Resolved 13 packages in 1.03s</w:t>
+      </w:r>
+    </w:p>
+    <w:p>
+      <w:pPr>
+        <w:rPr>
+          <w:b/>
+          <w:bCs/>
+          <w:u w:val="single"/>
+        </w:rPr>
+      </w:pPr>
+      <w:r>
+        <w:rPr>
+          <w:b/>
+          <w:bCs/>
+          <w:u w:val="single"/>
+        </w:rPr>
+        <w:t>Prepared 10 packages in 9.91s</w:t>
+      </w:r>
+    </w:p>
+    <w:p>
+      <w:pPr>
+        <w:rPr>
+          <w:b/>
+          <w:bCs/>
+          <w:u w:val="single"/>
+        </w:rPr>
+      </w:pPr>
+      <w:r>
+        <w:rPr>
+          <w:b/>
+          <w:bCs/>
+          <w:u w:val="single"/>
+        </w:rPr>
+        <w:t>Installed 10 packages in 2.28s</w:t>
+      </w:r>
+    </w:p>
+    <w:p>
+      <w:pPr>
+        <w:rPr>
+          <w:b/>
+          <w:bCs/>
+          <w:u w:val="single"/>
+        </w:rPr>
+      </w:pPr>
+      <w:r>
+        <w:rPr>
+          <w:b/>
+          <w:bCs/>
+          <w:u w:val="single"/>
+        </w:rPr>
+        <w:t xml:space="preserve"> + </w:t>
+      </w:r>
+      <w:proofErr w:type="spellStart"/>
+      <w:r>
+        <w:rPr>
+          <w:b/>
+          <w:bCs/>
+          <w:u w:val="single"/>
+        </w:rPr>
+        <w:t>contourpy</w:t>
+      </w:r>
+      <w:proofErr w:type="spellEnd"/>
+      <w:r>
+        <w:rPr>
+          <w:b/>
+          <w:bCs/>
+          <w:u w:val="single"/>
+        </w:rPr>
+        <w:t>==1.3.3</w:t>
+      </w:r>
+    </w:p>
+    <w:p>
+      <w:pPr>
+        <w:rPr>
+          <w:b/>
+          <w:bCs/>
+          <w:u w:val="single"/>
+        </w:rPr>
+      </w:pPr>
+      <w:r>
+        <w:rPr>
+          <w:b/>
+          <w:bCs/>
+          <w:u w:val="single"/>
+        </w:rPr>
+        <w:t xml:space="preserve"> + cycler==0.12.1</w:t>
+      </w:r>
+    </w:p>
+    <w:p>
+      <w:pPr>
+        <w:rPr>
+          <w:b/>
+          <w:bCs/>
+          <w:u w:val="single"/>
+        </w:rPr>
+      </w:pPr>
+      <w:r>
+        <w:rPr>
+          <w:b/>
+          <w:bCs/>
+          <w:u w:val="single"/>
+        </w:rPr>
+        <w:t xml:space="preserve"> + </w:t>
+      </w:r>
+      <w:proofErr w:type="spellStart"/>
+      <w:r>
+        <w:rPr>
+          <w:b/>
+          <w:bCs/>
+          <w:u w:val="single"/>
+        </w:rPr>
+        <w:t>fonttools</w:t>
+      </w:r>
+      <w:proofErr w:type="spellEnd"/>
+      <w:r>
+        <w:rPr>
+          <w:b/>
+          <w:bCs/>
+          <w:u w:val="single"/>
+        </w:rPr>
+        <w:t>==4.59.1</w:t>
+      </w:r>
+    </w:p>
+    <w:p>
+      <w:pPr>
+        <w:rPr>
+          <w:b/>
+          <w:bCs/>
+          <w:u w:val="single"/>
+        </w:rPr>
+      </w:pPr>
+      <w:r>
+        <w:rPr>
+          <w:b/>
+          <w:bCs/>
+          <w:u w:val="single"/>
+        </w:rPr>
+        <w:lastRenderedPageBreak/>
+        <w:t xml:space="preserve"> + </w:t>
+      </w:r>
+      <w:proofErr w:type="spellStart"/>
+      <w:r>
+        <w:rPr>
+          <w:b/>
+          <w:bCs/>
+          <w:u w:val="single"/>
+        </w:rPr>
+        <w:t>kiwisolver</w:t>
+      </w:r>
+      <w:proofErr w:type="spellEnd"/>
+      <w:r>
+        <w:rPr>
+          <w:b/>
+          <w:bCs/>
+          <w:u w:val="single"/>
+        </w:rPr>
+        <w:t>==1.4.9</w:t>
+      </w:r>
+    </w:p>
+    <w:p>
+      <w:pPr>
+        <w:rPr>
+          <w:b/>
+          <w:bCs/>
+          <w:u w:val="single"/>
+        </w:rPr>
+      </w:pPr>
+      <w:r>
+        <w:rPr>
+          <w:b/>
+          <w:bCs/>
+          <w:u w:val="single"/>
+        </w:rPr>
+        <w:t xml:space="preserve"> + matplotlib==3.10.5</w:t>
+      </w:r>
+    </w:p>
+    <w:p>
+      <w:pPr>
+        <w:rPr>
+          <w:b/>
+          <w:bCs/>
+          <w:u w:val="single"/>
+        </w:rPr>
+      </w:pPr>
+      <w:r>
+        <w:rPr>
+          <w:b/>
+          <w:bCs/>
+          <w:u w:val="single"/>
+        </w:rPr>
+        <w:t xml:space="preserve"> + packaging==25.0</w:t>
+      </w:r>
+    </w:p>
+    <w:p>
+      <w:pPr>
+        <w:rPr>
+          <w:b/>
+          <w:bCs/>
+          <w:u w:val="single"/>
+        </w:rPr>
+      </w:pPr>
+      <w:r>
+        <w:rPr>
+          <w:b/>
+          <w:bCs/>
+          <w:u w:val="single"/>
+        </w:rPr>
+        <w:t xml:space="preserve"> + pillow==11.3.0</w:t>
+      </w:r>
+    </w:p>
+    <w:p>
+      <w:pPr>
+        <w:rPr>
+          <w:b/>
+          <w:bCs/>
+          <w:u w:val="single"/>
+        </w:rPr>
+      </w:pPr>
+      <w:r>
+        <w:rPr>
+          <w:b/>
+          <w:bCs/>
+          <w:u w:val="single"/>
+        </w:rPr>
+        <w:t xml:space="preserve"> + </w:t>
+      </w:r>
+      <w:proofErr w:type="spellStart"/>
+      <w:r>
+        <w:rPr>
+          <w:b/>
+          <w:bCs/>
+          <w:u w:val="single"/>
+        </w:rPr>
+        <w:t>pyparsing</w:t>
+      </w:r>
+      <w:proofErr w:type="spellEnd"/>
+      <w:r>
+        <w:rPr>
+          <w:b/>
+          <w:bCs/>
+          <w:u w:val="single"/>
+        </w:rPr>
+        <w:t>==3.2.3</w:t>
+      </w:r>
+    </w:p>
+    <w:p>
+      <w:pPr>
+        <w:rPr>
+          <w:b/>
+          <w:bCs/>
+          <w:u w:val="single"/>
+        </w:rPr>
+      </w:pPr>
+      <w:r>
+        <w:rPr>
+          <w:b/>
+          <w:bCs/>
+          <w:u w:val="single"/>
+        </w:rPr>
+        <w:t xml:space="preserve"> + python-</w:t>
+      </w:r>
+      <w:proofErr w:type="spellStart"/>
+      <w:r>
+        <w:rPr>
+          <w:b/>
+          <w:bCs/>
+          <w:u w:val="single"/>
+        </w:rPr>
+        <w:t>dateutil</w:t>
+      </w:r>
+      <w:proofErr w:type="spellEnd"/>
+      <w:r>
+        <w:rPr>
+          <w:b/>
+          <w:bCs/>
+          <w:u w:val="single"/>
+        </w:rPr>
+        <w:t>==2.9.</w:t>
+      </w:r>
+      <w:proofErr w:type="gramStart"/>
+      <w:r>
+        <w:rPr>
+          <w:b/>
+          <w:bCs/>
+          <w:u w:val="single"/>
+        </w:rPr>
+        <w:t>0.post</w:t>
+      </w:r>
+      <w:proofErr w:type="gramEnd"/>
+      <w:r>
+        <w:rPr>
+          <w:b/>
+          <w:bCs/>
+          <w:u w:val="single"/>
+        </w:rPr>
+        <w:t>0</w:t>
+      </w:r>
+    </w:p>
+    <w:p>
+      <w:pPr>
+        <w:rPr>
+          <w:b/>
+          <w:bCs/>
+          <w:u w:val="single"/>
+        </w:rPr>
+      </w:pPr>
+      <w:r>
+        <w:rPr>
+          <w:b/>
+          <w:bCs/>
+          <w:u w:val="single"/>
+        </w:rPr>
+        <w:t xml:space="preserve"> + six==1.17.0</w:t>
+      </w:r>
+    </w:p>
+    <w:p>
+      <w:pPr>
+        <w:rPr>
+          <w:b/>
+          <w:bCs/>
+          <w:u w:val="single"/>
+        </w:rPr>
+      </w:pPr>
+      <w:r>
+        <w:rPr>
+          <w:b/>
+          <w:bCs/>
+          <w:u w:val="single"/>
+        </w:rPr>
+        <w:t>PS C:\Users\Steve\OneDrive\Working_Files\Code\Repositories\Python\Lessons_and_Logs\Neural_Networks\Chapter_1\Code\try-scipy&gt;</w:t>
+      </w:r>
+    </w:p>
+    <w:p>
+      <w:pPr>
+        <w:rPr>
+          <w:b/>
+          <w:bCs/>
+          <w:u w:val="single"/>
+        </w:rPr>
+      </w:pPr>
+    </w:p>
+    <w:p>
+      <w:pPr>
+        <w:rPr>
+          <w:b/>
+          <w:bCs/>
+          <w:u w:val="single"/>
+        </w:rPr>
+      </w:pPr>
+    </w:p>
+    <w:p>
+      <w:pPr>
+        <w:rPr>
+          <w:b/>
+          <w:bCs/>
+          <w:u w:val="single"/>
+        </w:rPr>
+      </w:pPr>
+    </w:p>
+    <w:p>
+      <w:pPr>
+        <w:rPr>
+          <w:b/>
+          <w:bCs/>
+          <w:u w:val="single"/>
+        </w:rPr>
+      </w:pPr>
+    </w:p>
+    <w:p>
+      <w:pPr>
+        <w:rPr>
+          <w:b/>
+          <w:bCs/>
+          <w:u w:val="single"/>
+        </w:rPr>
+      </w:pPr>
+      <w:r>
+        <w:rPr>
+          <w:b/>
+          <w:bCs/>
+          <w:u w:val="single"/>
+        </w:rPr>
+        <w:br w:type="page"/>
+      </w:r>
+    </w:p>
+    <w:p>
+      <w:pPr>
+        <w:rPr>
+          <w:b/>
+          <w:bCs/>
+          <w:u w:val="single"/>
+        </w:rPr>
+      </w:pPr>
+      <w:r>
+        <w:rPr>
+          <w:b/>
+          <w:bCs/>
+          <w:u w:val="single"/>
+        </w:rPr>
+        <w:lastRenderedPageBreak/>
         <w:t>To Use the Python 2.7 virtual environment:</w:t>
       </w:r>
     </w:p>
@@ -103,19 +1932,7 @@
         <w:rPr>
           <w:highlight w:val="green"/>
         </w:rPr>
-        <w:t>py27_env\Scripts\</w:t>
-      </w:r>
-      <w:r>
-        <w:rPr>
-          <w:highlight w:val="green"/>
-        </w:rPr>
-        <w:t>de</w:t>
-      </w:r>
-      <w:r>
-        <w:rPr>
-          <w:highlight w:val="green"/>
-        </w:rPr>
-        <w:t>activate</w:t>
+        <w:t>py27_env\Scripts\deactivate</w:t>
       </w:r>
     </w:p>
     <w:p>
@@ -1224,7 +3041,23 @@
           <w:b/>
           <w:bCs/>
         </w:rPr>
-        <w:t xml:space="preserve"> and pip commands will use Python 2.7.</w:t>
+        <w:t xml:space="preserve"> and </w:t>
+      </w:r>
+      <w:proofErr w:type="gramStart"/>
+      <w:r>
+        <w:rPr>
+          <w:b/>
+          <w:bCs/>
+        </w:rPr>
+        <w:t>pip</w:t>
+      </w:r>
+      <w:proofErr w:type="gramEnd"/>
+      <w:r>
+        <w:rPr>
+          <w:b/>
+          <w:bCs/>
+        </w:rPr>
+        <w:t xml:space="preserve"> commands will use Python 2.7.</w:t>
       </w:r>
     </w:p>
     <w:p>
@@ -1975,8 +3808,13 @@
       </w:r>
       <w:proofErr w:type="gramEnd"/>
       <w:r>
-        <w:t xml:space="preserve"> PM    &lt;DIR&gt;          .</w:t>
-      </w:r>
+        <w:t xml:space="preserve"> PM    &lt;DIR&gt;        </w:t>
+      </w:r>
+      <w:proofErr w:type="gramStart"/>
+      <w:r>
+        <w:t xml:space="preserve">  .</w:t>
+      </w:r>
+      <w:proofErr w:type="gramEnd"/>
     </w:p>
     <w:p>
       <w:r>
@@ -1988,8 +3826,13 @@
       </w:r>
       <w:proofErr w:type="gramEnd"/>
       <w:r>
-        <w:t xml:space="preserve"> PM    &lt;DIR&gt;          ..</w:t>
-      </w:r>
+        <w:t xml:space="preserve"> PM    &lt;DIR&gt;         </w:t>
+      </w:r>
+      <w:proofErr w:type="gramStart"/>
+      <w:r>
+        <w:t xml:space="preserve"> ..</w:t>
+      </w:r>
+      <w:proofErr w:type="gramEnd"/>
     </w:p>
     <w:p>
       <w:r>
@@ -2304,8 +4147,13 @@
       </w:r>
       <w:proofErr w:type="gramEnd"/>
       <w:r>
-        <w:t xml:space="preserve"> PM    &lt;DIR&gt;          .</w:t>
-      </w:r>
+        <w:t xml:space="preserve"> PM    &lt;DIR&gt;        </w:t>
+      </w:r>
+      <w:proofErr w:type="gramStart"/>
+      <w:r>
+        <w:t xml:space="preserve">  .</w:t>
+      </w:r>
+      <w:proofErr w:type="gramEnd"/>
     </w:p>
     <w:p>
       <w:r>
@@ -2317,8 +4165,13 @@
       </w:r>
       <w:proofErr w:type="gramEnd"/>
       <w:r>
-        <w:t xml:space="preserve"> PM    &lt;DIR&gt;          ..</w:t>
-      </w:r>
+        <w:t xml:space="preserve"> PM    &lt;DIR&gt;         </w:t>
+      </w:r>
+      <w:proofErr w:type="gramStart"/>
+      <w:r>
+        <w:t xml:space="preserve"> ..</w:t>
+      </w:r>
+      <w:proofErr w:type="gramEnd"/>
     </w:p>
     <w:p>
       <w:r>
@@ -2616,8 +4469,13 @@
       </w:r>
       <w:proofErr w:type="gramEnd"/>
       <w:r>
-        <w:t xml:space="preserve"> AM    &lt;DIR&gt;          .</w:t>
-      </w:r>
+        <w:t xml:space="preserve"> AM    &lt;DIR&gt;        </w:t>
+      </w:r>
+      <w:proofErr w:type="gramStart"/>
+      <w:r>
+        <w:t xml:space="preserve">  .</w:t>
+      </w:r>
+      <w:proofErr w:type="gramEnd"/>
     </w:p>
     <w:p>
       <w:r>
@@ -2629,8 +4487,13 @@
       </w:r>
       <w:proofErr w:type="gramEnd"/>
       <w:r>
-        <w:t xml:space="preserve"> AM    &lt;DIR&gt;          ..</w:t>
-      </w:r>
+        <w:t xml:space="preserve"> AM    &lt;DIR&gt;         </w:t>
+      </w:r>
+      <w:proofErr w:type="gramStart"/>
+      <w:r>
+        <w:t xml:space="preserve"> ..</w:t>
+      </w:r>
+      <w:proofErr w:type="gramEnd"/>
     </w:p>
     <w:p>
       <w:r>
@@ -2772,8 +4635,13 @@
       </w:r>
       <w:proofErr w:type="gramEnd"/>
       <w:r>
-        <w:t xml:space="preserve"> AM    &lt;DIR&gt;          .</w:t>
-      </w:r>
+        <w:t xml:space="preserve"> AM    &lt;DIR&gt;        </w:t>
+      </w:r>
+      <w:proofErr w:type="gramStart"/>
+      <w:r>
+        <w:t xml:space="preserve">  .</w:t>
+      </w:r>
+      <w:proofErr w:type="gramEnd"/>
     </w:p>
     <w:p>
       <w:r>
@@ -2785,8 +4653,13 @@
       </w:r>
       <w:proofErr w:type="gramEnd"/>
       <w:r>
-        <w:t xml:space="preserve"> AM    &lt;DIR&gt;          ..</w:t>
-      </w:r>
+        <w:t xml:space="preserve"> AM    &lt;DIR&gt;         </w:t>
+      </w:r>
+      <w:proofErr w:type="gramStart"/>
+      <w:r>
+        <w:t xml:space="preserve"> ..</w:t>
+      </w:r>
+      <w:proofErr w:type="gramEnd"/>
     </w:p>
     <w:p>
       <w:r>
@@ -3201,9 +5074,14 @@
       </w:r>
       <w:proofErr w:type="gramEnd"/>
       <w:r>
-        <w:t xml:space="preserve"> "C:\\Users\\N5QC\\AppData\\Local\\Programs\\Python\\Python312\\Lib\\site-packages\\virtualenv\\discovery\\py_info.py", line 25\n    return list(</w:t>
-      </w:r>
-      <w:proofErr w:type="spellStart"/>
+        <w:t xml:space="preserve"> "C:\\Users\\N5QC\\AppData\\Local\\Programs\\Python\\Python312\\Lib\\site-packages\\virtualenv\\discovery\\py_info.py", line 25\n    return </w:t>
+      </w:r>
+      <w:proofErr w:type="gramStart"/>
+      <w:r>
+        <w:t>list(</w:t>
+      </w:r>
+      <w:proofErr w:type="spellStart"/>
+      <w:proofErr w:type="gramEnd"/>
       <w:r>
         <w:t>OrderedDict.fromkeys</w:t>
       </w:r>
@@ -3212,20 +5090,51 @@
         <w:t>(["", *</w:t>
       </w:r>
       <w:proofErr w:type="spellStart"/>
+      <w:proofErr w:type="gramStart"/>
       <w:r>
         <w:t>os.environ.get</w:t>
       </w:r>
       <w:proofErr w:type="spellEnd"/>
       <w:r>
-        <w:t>("PATHEXT", "").lower().split(</w:t>
-      </w:r>
-      <w:proofErr w:type="spellStart"/>
+        <w:t>(</w:t>
+      </w:r>
+      <w:proofErr w:type="gramEnd"/>
+      <w:r>
+        <w:t>"PATHEXT", ""</w:t>
+      </w:r>
+      <w:proofErr w:type="gramStart"/>
+      <w:r>
+        <w:t>).lower</w:t>
+      </w:r>
+      <w:proofErr w:type="gramEnd"/>
+      <w:r>
+        <w:t>(</w:t>
+      </w:r>
+      <w:proofErr w:type="gramStart"/>
+      <w:r>
+        <w:t>).split</w:t>
+      </w:r>
+      <w:proofErr w:type="gramEnd"/>
+      <w:r>
+        <w:t>(</w:t>
+      </w:r>
+      <w:proofErr w:type="spellStart"/>
+      <w:proofErr w:type="gramStart"/>
       <w:r>
         <w:t>os.pathsep</w:t>
       </w:r>
       <w:proofErr w:type="spellEnd"/>
-      <w:r>
-        <w:t>)]))\n                                          ^\</w:t>
+      <w:proofErr w:type="gramEnd"/>
+      <w:r>
+        <w:t>)]</w:t>
+      </w:r>
+      <w:proofErr w:type="gramStart"/>
+      <w:r>
+        <w:t>))\</w:t>
+      </w:r>
+      <w:proofErr w:type="gramEnd"/>
+      <w:r>
+        <w:t>n                                          ^\</w:t>
       </w:r>
       <w:proofErr w:type="spellStart"/>
       <w:r>
@@ -3344,9 +5253,14 @@
       </w:r>
       <w:proofErr w:type="gramEnd"/>
       <w:r>
-        <w:t xml:space="preserve"> "C:\\Users\\N5QC\\AppData\\Local\\Programs\\Python\\Python312\\Lib\\site-packages\\virtualenv\\discovery\\py_info.py", line 25\n    return list(</w:t>
-      </w:r>
-      <w:proofErr w:type="spellStart"/>
+        <w:t xml:space="preserve"> "C:\\Users\\N5QC\\AppData\\Local\\Programs\\Python\\Python312\\Lib\\site-packages\\virtualenv\\discovery\\py_info.py", line 25\n    return </w:t>
+      </w:r>
+      <w:proofErr w:type="gramStart"/>
+      <w:r>
+        <w:t>list(</w:t>
+      </w:r>
+      <w:proofErr w:type="spellStart"/>
+      <w:proofErr w:type="gramEnd"/>
       <w:r>
         <w:t>OrderedDict.fromkeys</w:t>
       </w:r>
@@ -3355,20 +5269,51 @@
         <w:t>(["", *</w:t>
       </w:r>
       <w:proofErr w:type="spellStart"/>
+      <w:proofErr w:type="gramStart"/>
       <w:r>
         <w:t>os.environ.get</w:t>
       </w:r>
       <w:proofErr w:type="spellEnd"/>
       <w:r>
-        <w:t>("PATHEXT", "").lower().split(</w:t>
-      </w:r>
-      <w:proofErr w:type="spellStart"/>
+        <w:t>(</w:t>
+      </w:r>
+      <w:proofErr w:type="gramEnd"/>
+      <w:r>
+        <w:t>"PATHEXT", ""</w:t>
+      </w:r>
+      <w:proofErr w:type="gramStart"/>
+      <w:r>
+        <w:t>).lower</w:t>
+      </w:r>
+      <w:proofErr w:type="gramEnd"/>
+      <w:r>
+        <w:t>(</w:t>
+      </w:r>
+      <w:proofErr w:type="gramStart"/>
+      <w:r>
+        <w:t>).split</w:t>
+      </w:r>
+      <w:proofErr w:type="gramEnd"/>
+      <w:r>
+        <w:t>(</w:t>
+      </w:r>
+      <w:proofErr w:type="spellStart"/>
+      <w:proofErr w:type="gramStart"/>
       <w:r>
         <w:t>os.pathsep</w:t>
       </w:r>
       <w:proofErr w:type="spellEnd"/>
-      <w:r>
-        <w:t>)]))\n                                          ^\</w:t>
+      <w:proofErr w:type="gramEnd"/>
+      <w:r>
+        <w:t>)]</w:t>
+      </w:r>
+      <w:proofErr w:type="gramStart"/>
+      <w:r>
+        <w:t>))\</w:t>
+      </w:r>
+      <w:proofErr w:type="gramEnd"/>
+      <w:r>
+        <w:t>n                                          ^\</w:t>
       </w:r>
       <w:proofErr w:type="spellStart"/>
       <w:r>
@@ -4030,7 +5975,15 @@
       </w:r>
       <w:proofErr w:type="gramEnd"/>
       <w:r>
-        <w:t>1 distlib-0.3.9 filelock-3.2.1 importlib-metadata-2.1.3 importlib-resources-3.3.1 pathlib2-2.3.7.post1 platformdirs-2.0.2 scandir-1.10.0 singledispatch-3.7.0 six-1.17.0 typing-3.10.0.0 virtualenv-</w:t>
+        <w:t>1 distlib-0.3.9 filelock-3.2.1 importlib-metadata-2.1.3 importlib-resources-3.3.1 pathlib2-2.3.</w:t>
+      </w:r>
+      <w:proofErr w:type="gramStart"/>
+      <w:r>
+        <w:t>7.post</w:t>
+      </w:r>
+      <w:proofErr w:type="gramEnd"/>
+      <w:r>
+        <w:t>1 platformdirs-2.0.2 scandir-1.10.0 singledispatch-3.7.0 six-1.17.0 typing-3.10.0.0 virtualenv-</w:t>
       </w:r>
       <w:proofErr w:type="gramStart"/>
       <w:r>
@@ -4072,9 +6025,14 @@
       </w:r>
       <w:proofErr w:type="gramEnd"/>
       <w:r>
-        <w:t xml:space="preserve"> "C:\\Users\\N5QC\\AppData\\Local\\Programs\\Python\\Python312\\Lib\\site-packages\\virtualenv\\discovery\\py_info.py", line 25\n    return list(</w:t>
-      </w:r>
-      <w:proofErr w:type="spellStart"/>
+        <w:t xml:space="preserve"> "C:\\Users\\N5QC\\AppData\\Local\\Programs\\Python\\Python312\\Lib\\site-packages\\virtualenv\\discovery\\py_info.py", line 25\n    return </w:t>
+      </w:r>
+      <w:proofErr w:type="gramStart"/>
+      <w:r>
+        <w:t>list(</w:t>
+      </w:r>
+      <w:proofErr w:type="spellStart"/>
+      <w:proofErr w:type="gramEnd"/>
       <w:r>
         <w:t>OrderedDict.fromkeys</w:t>
       </w:r>
@@ -4083,20 +6041,51 @@
         <w:t>(["", *</w:t>
       </w:r>
       <w:proofErr w:type="spellStart"/>
+      <w:proofErr w:type="gramStart"/>
       <w:r>
         <w:t>os.environ.get</w:t>
       </w:r>
       <w:proofErr w:type="spellEnd"/>
       <w:r>
-        <w:t>("PATHEXT", "").lower().split(</w:t>
-      </w:r>
-      <w:proofErr w:type="spellStart"/>
+        <w:t>(</w:t>
+      </w:r>
+      <w:proofErr w:type="gramEnd"/>
+      <w:r>
+        <w:t>"PATHEXT", ""</w:t>
+      </w:r>
+      <w:proofErr w:type="gramStart"/>
+      <w:r>
+        <w:t>).lower</w:t>
+      </w:r>
+      <w:proofErr w:type="gramEnd"/>
+      <w:r>
+        <w:t>(</w:t>
+      </w:r>
+      <w:proofErr w:type="gramStart"/>
+      <w:r>
+        <w:t>).split</w:t>
+      </w:r>
+      <w:proofErr w:type="gramEnd"/>
+      <w:r>
+        <w:t>(</w:t>
+      </w:r>
+      <w:proofErr w:type="spellStart"/>
+      <w:proofErr w:type="gramStart"/>
       <w:r>
         <w:t>os.pathsep</w:t>
       </w:r>
       <w:proofErr w:type="spellEnd"/>
-      <w:r>
-        <w:t>)]))\n                                          ^\</w:t>
+      <w:proofErr w:type="gramEnd"/>
+      <w:r>
+        <w:t>)]</w:t>
+      </w:r>
+      <w:proofErr w:type="gramStart"/>
+      <w:r>
+        <w:t>))\</w:t>
+      </w:r>
+      <w:proofErr w:type="gramEnd"/>
+      <w:r>
+        <w:t>n                                          ^\</w:t>
       </w:r>
       <w:proofErr w:type="spellStart"/>
       <w:r>
@@ -4237,8 +6226,21 @@
       </w:r>
       <w:proofErr w:type="gramEnd"/>
       <w:r>
-        <w:t>,FishActivator,BatchActivator,PowerShellActivator,BashActivator</w:t>
-      </w:r>
+        <w:t>,</w:t>
+      </w:r>
+      <w:proofErr w:type="gramStart"/>
+      <w:r>
+        <w:t>FishActivator,BatchActivator</w:t>
+      </w:r>
+      <w:proofErr w:type="gramEnd"/>
+      <w:r>
+        <w:t>,</w:t>
+      </w:r>
+      <w:proofErr w:type="gramStart"/>
+      <w:r>
+        <w:t>PowerShellActivator,BashActivator</w:t>
+      </w:r>
+      <w:proofErr w:type="gramEnd"/>
     </w:p>
     <w:p/>
     <w:p>
@@ -4487,12 +6489,33 @@
         <w:t xml:space="preserve"> = [</w:t>
       </w:r>
       <w:proofErr w:type="spellStart"/>
-      <w:r>
-        <w:t>np.random.randn</w:t>
-      </w:r>
-      <w:proofErr w:type="spellEnd"/>
-      <w:r>
-        <w:t>(y, 1) for y in sizes[1:]]</w:t>
+      <w:proofErr w:type="gramStart"/>
+      <w:r>
+        <w:t>np.random</w:t>
+      </w:r>
+      <w:proofErr w:type="gramEnd"/>
+      <w:r>
+        <w:t>.</w:t>
+      </w:r>
+      <w:proofErr w:type="gramStart"/>
+      <w:r>
+        <w:t>randn</w:t>
+      </w:r>
+      <w:proofErr w:type="spellEnd"/>
+      <w:r>
+        <w:t>(</w:t>
+      </w:r>
+      <w:proofErr w:type="gramEnd"/>
+      <w:r>
+        <w:t xml:space="preserve">y, 1) for y in </w:t>
+      </w:r>
+      <w:proofErr w:type="gramStart"/>
+      <w:r>
+        <w:t>sizes[</w:t>
+      </w:r>
+      <w:proofErr w:type="gramEnd"/>
+      <w:r>
+        <w:t>1:]]</w:t>
       </w:r>
     </w:p>
     <w:p>
@@ -4510,12 +6533,25 @@
         <w:t xml:space="preserve"> = [</w:t>
       </w:r>
       <w:proofErr w:type="spellStart"/>
-      <w:r>
-        <w:t>np.random.randn</w:t>
-      </w:r>
-      <w:proofErr w:type="spellEnd"/>
-      <w:r>
-        <w:t xml:space="preserve">(y, x) </w:t>
+      <w:proofErr w:type="gramStart"/>
+      <w:r>
+        <w:t>np.random</w:t>
+      </w:r>
+      <w:proofErr w:type="gramEnd"/>
+      <w:r>
+        <w:t>.</w:t>
+      </w:r>
+      <w:proofErr w:type="gramStart"/>
+      <w:r>
+        <w:t>randn</w:t>
+      </w:r>
+      <w:proofErr w:type="spellEnd"/>
+      <w:r>
+        <w:t>(</w:t>
+      </w:r>
+      <w:proofErr w:type="gramEnd"/>
+      <w:r>
+        <w:t xml:space="preserve">y, x) </w:t>
       </w:r>
     </w:p>
     <w:p>
@@ -4528,7 +6564,15 @@
       </w:r>
       <w:proofErr w:type="gramEnd"/>
       <w:r>
-        <w:t>:-1], sizes[1</w:t>
+        <w:t xml:space="preserve">:-1], </w:t>
+      </w:r>
+      <w:proofErr w:type="gramStart"/>
+      <w:r>
+        <w:t>sizes[</w:t>
+      </w:r>
+      <w:proofErr w:type="gramEnd"/>
+      <w:r>
+        <w:t>1</w:t>
       </w:r>
       <w:proofErr w:type="gramStart"/>
       <w:r>
@@ -4601,7 +6645,7 @@
     <w:p>
       <w:r>
         <w:pict w14:anchorId="193A0CA0">
-          <v:rect id="_x0000_i1070" style="width:0;height:1.5pt" o:hralign="center" o:hrstd="t" o:hr="t" fillcolor="#a0a0a0" stroked="f"/>
+          <v:rect id="_x0000_i1040" style="width:0;height:1.5pt" o:hralign="center" o:hrstd="t" o:hr="t" fillcolor="#a0a0a0" stroked="f"/>
         </w:pict>
       </w:r>
     </w:p>
@@ -4735,21 +6779,12 @@
           <w:numId w:val="10"/>
         </w:numPr>
       </w:pPr>
-      <w:proofErr w:type="gramStart"/>
-      <w:r>
-        <w:rPr>
-          <w:b/>
-          <w:bCs/>
-        </w:rPr>
-        <w:t>Hidden</w:t>
-      </w:r>
-      <w:proofErr w:type="gramEnd"/>
-      <w:r>
-        <w:rPr>
-          <w:b/>
-          <w:bCs/>
-        </w:rPr>
-        <w:t xml:space="preserve"> layer</w:t>
+      <w:r>
+        <w:rPr>
+          <w:b/>
+          <w:bCs/>
+        </w:rPr>
+        <w:t>Hidden layer</w:t>
       </w:r>
       <w:r>
         <w:t xml:space="preserve"> has 5 neurons</w:t>
@@ -4776,7 +6811,7 @@
     <w:p>
       <w:r>
         <w:pict w14:anchorId="630324F3">
-          <v:rect id="_x0000_i1071" style="width:0;height:1.5pt" o:hralign="center" o:hrstd="t" o:hr="t" fillcolor="#a0a0a0" stroked="f"/>
+          <v:rect id="_x0000_i1041" style="width:0;height:1.5pt" o:hralign="center" o:hrstd="t" o:hr="t" fillcolor="#a0a0a0" stroked="f"/>
         </w:pict>
       </w:r>
     </w:p>
@@ -4828,7 +6863,7 @@
     <w:p>
       <w:r>
         <w:pict w14:anchorId="0AAD5B6B">
-          <v:rect id="_x0000_i1072" style="width:0;height:1.5pt" o:hralign="center" o:hrstd="t" o:hr="t" fillcolor="#a0a0a0" stroked="f"/>
+          <v:rect id="_x0000_i1042" style="width:0;height:1.5pt" o:hralign="center" o:hrstd="t" o:hr="t" fillcolor="#a0a0a0" stroked="f"/>
         </w:pict>
       </w:r>
     </w:p>
@@ -4859,12 +6894,33 @@
         <w:t xml:space="preserve"> = [</w:t>
       </w:r>
       <w:proofErr w:type="spellStart"/>
-      <w:r>
-        <w:t>np.random.randn</w:t>
-      </w:r>
-      <w:proofErr w:type="spellEnd"/>
-      <w:r>
-        <w:t>(y, 1) for y in sizes[1:]]</w:t>
+      <w:proofErr w:type="gramStart"/>
+      <w:r>
+        <w:t>np.random</w:t>
+      </w:r>
+      <w:proofErr w:type="gramEnd"/>
+      <w:r>
+        <w:t>.</w:t>
+      </w:r>
+      <w:proofErr w:type="gramStart"/>
+      <w:r>
+        <w:t>randn</w:t>
+      </w:r>
+      <w:proofErr w:type="spellEnd"/>
+      <w:r>
+        <w:t>(</w:t>
+      </w:r>
+      <w:proofErr w:type="gramEnd"/>
+      <w:r>
+        <w:t xml:space="preserve">y, 1) for y in </w:t>
+      </w:r>
+      <w:proofErr w:type="gramStart"/>
+      <w:r>
+        <w:t>sizes[</w:t>
+      </w:r>
+      <w:proofErr w:type="gramEnd"/>
+      <w:r>
+        <w:t>1:]]</w:t>
       </w:r>
     </w:p>
     <w:p>
@@ -4912,11 +6968,19 @@
       </w:r>
       <w:proofErr w:type="gramEnd"/>
       <w:r>
-        <w:t>.randn</w:t>
-      </w:r>
-      <w:proofErr w:type="spellEnd"/>
-      <w:r>
-        <w:t>(y, 1) generates a column vector of y random values drawn from a normal distribution.</w:t>
+        <w:t>.</w:t>
+      </w:r>
+      <w:proofErr w:type="gramStart"/>
+      <w:r>
+        <w:t>randn</w:t>
+      </w:r>
+      <w:proofErr w:type="spellEnd"/>
+      <w:r>
+        <w:t>(</w:t>
+      </w:r>
+      <w:proofErr w:type="gramEnd"/>
+      <w:r>
+        <w:t>y, 1) generates a column vector of y random values drawn from a normal distribution.</w:t>
       </w:r>
     </w:p>
     <w:p>
@@ -4976,7 +7040,7 @@
     <w:p>
       <w:r>
         <w:pict w14:anchorId="3798C2E1">
-          <v:rect id="_x0000_i1073" style="width:0;height:1.5pt" o:hralign="center" o:hrstd="t" o:hr="t" fillcolor="#a0a0a0" stroked="f"/>
+          <v:rect id="_x0000_i1043" style="width:0;height:1.5pt" o:hralign="center" o:hrstd="t" o:hr="t" fillcolor="#a0a0a0" stroked="f"/>
         </w:pict>
       </w:r>
     </w:p>
@@ -5007,12 +7071,41 @@
         <w:t xml:space="preserve"> = [</w:t>
       </w:r>
       <w:proofErr w:type="spellStart"/>
-      <w:r>
-        <w:t>np.random.randn</w:t>
-      </w:r>
-      <w:proofErr w:type="spellEnd"/>
-      <w:r>
-        <w:t>(y, x) for x, y in zip(sizes[:-1], sizes[1:])]</w:t>
+      <w:proofErr w:type="gramStart"/>
+      <w:r>
+        <w:t>np.random</w:t>
+      </w:r>
+      <w:proofErr w:type="gramEnd"/>
+      <w:r>
+        <w:t>.</w:t>
+      </w:r>
+      <w:proofErr w:type="gramStart"/>
+      <w:r>
+        <w:t>randn</w:t>
+      </w:r>
+      <w:proofErr w:type="spellEnd"/>
+      <w:r>
+        <w:t>(</w:t>
+      </w:r>
+      <w:proofErr w:type="gramEnd"/>
+      <w:r>
+        <w:t>y, x) for x, y in zip(</w:t>
+      </w:r>
+      <w:proofErr w:type="gramStart"/>
+      <w:r>
+        <w:t>sizes[</w:t>
+      </w:r>
+      <w:proofErr w:type="gramEnd"/>
+      <w:r>
+        <w:t xml:space="preserve">:-1], </w:t>
+      </w:r>
+      <w:proofErr w:type="gramStart"/>
+      <w:r>
+        <w:t>sizes[</w:t>
+      </w:r>
+      <w:proofErr w:type="gramEnd"/>
+      <w:r>
+        <w:t>1:])]</w:t>
       </w:r>
     </w:p>
     <w:p>
@@ -5063,7 +7156,15 @@
       </w:r>
       <w:proofErr w:type="gramEnd"/>
       <w:r>
-        <w:t xml:space="preserve">:-1], sizes[1:]) pairs consecutive layers: </w:t>
+        <w:t xml:space="preserve">:-1], </w:t>
+      </w:r>
+      <w:proofErr w:type="gramStart"/>
+      <w:r>
+        <w:t>sizes[</w:t>
+      </w:r>
+      <w:proofErr w:type="gramEnd"/>
+      <w:r>
+        <w:t xml:space="preserve">1:]) pairs consecutive layers: </w:t>
       </w:r>
     </w:p>
     <w:p>
@@ -5091,11 +7192,19 @@
       </w:r>
       <w:proofErr w:type="gramEnd"/>
       <w:r>
-        <w:t>.randn</w:t>
-      </w:r>
-      <w:proofErr w:type="spellEnd"/>
-      <w:r>
-        <w:t xml:space="preserve">(y, x) generates a matrix of shape (y, x), where: </w:t>
+        <w:t>.</w:t>
+      </w:r>
+      <w:proofErr w:type="gramStart"/>
+      <w:r>
+        <w:t>randn</w:t>
+      </w:r>
+      <w:proofErr w:type="spellEnd"/>
+      <w:r>
+        <w:t>(</w:t>
+      </w:r>
+      <w:proofErr w:type="gramEnd"/>
+      <w:r>
+        <w:t xml:space="preserve">y, x) generates a matrix of shape (y, x), where: </w:t>
       </w:r>
     </w:p>
     <w:p>
@@ -5161,7 +7270,7 @@
     <w:p>
       <w:r>
         <w:pict w14:anchorId="7A79159D">
-          <v:rect id="_x0000_i1074" style="width:0;height:1.5pt" o:hralign="center" o:hrstd="t" o:hr="t" fillcolor="#a0a0a0" stroked="f"/>
+          <v:rect id="_x0000_i1044" style="width:0;height:1.5pt" o:hralign="center" o:hrstd="t" o:hr="t" fillcolor="#a0a0a0" stroked="f"/>
         </w:pict>
       </w:r>
     </w:p>
@@ -8161,6 +10270,7 @@
   <w:style w:type="character" w:default="1" w:styleId="DefaultParagraphFont">
     <w:name w:val="Default Paragraph Font"/>
     <w:uiPriority w:val="1"/>
+    <w:semiHidden/>
     <w:unhideWhenUsed/>
   </w:style>
   <w:style w:type="table" w:default="1" w:styleId="TableNormal">

--- a/Lessons_and_Logs/Neural_Networks/Chapter_1/Notes/Chapter_1.docx
+++ b/Lessons_and_Logs/Neural_Networks/Chapter_1/Notes/Chapter_1.docx
@@ -179,9 +179,27 @@
         <w:rPr>
           <w:b/>
           <w:bCs/>
-          <w:u w:val="single"/>
-        </w:rPr>
-        <w:t>(py27_env) PS C:\Users\Steve\OneDrive\Working_Files\Code\Repositories\neural-networks-and-deep-learning\src&gt; python</w:t>
+          <w:highlight w:val="yellow"/>
+          <w:u w:val="single"/>
+        </w:rPr>
+        <w:t>(py27_env) PS C:\Users\Steve\OneDrive\Working_Files\Code\Repositories\neural-networks-and-deep-learning\src</w:t>
+      </w:r>
+      <w:r>
+        <w:rPr>
+          <w:b/>
+          <w:bCs/>
+          <w:u w:val="single"/>
+        </w:rPr>
+        <w:t xml:space="preserve">&gt; </w:t>
+      </w:r>
+      <w:r>
+        <w:rPr>
+          <w:b/>
+          <w:bCs/>
+          <w:color w:val="00B050"/>
+          <w:u w:val="single"/>
+        </w:rPr>
+        <w:t>python</w:t>
       </w:r>
     </w:p>
     <w:p>
@@ -250,13 +268,23 @@
           <w:bCs/>
           <w:u w:val="single"/>
         </w:rPr>
-        <w:t xml:space="preserve">&gt;&gt;&gt; import </w:t>
-      </w:r>
-      <w:proofErr w:type="spellStart"/>
-      <w:r>
-        <w:rPr>
-          <w:b/>
-          <w:bCs/>
+        <w:t xml:space="preserve">&gt;&gt;&gt; </w:t>
+      </w:r>
+      <w:r>
+        <w:rPr>
+          <w:b/>
+          <w:bCs/>
+          <w:color w:val="00B050"/>
+          <w:u w:val="single"/>
+        </w:rPr>
+        <w:t xml:space="preserve">import </w:t>
+      </w:r>
+      <w:proofErr w:type="spellStart"/>
+      <w:r>
+        <w:rPr>
+          <w:b/>
+          <w:bCs/>
+          <w:color w:val="00B050"/>
           <w:u w:val="single"/>
         </w:rPr>
         <w:t>mnist_loader</w:t>
@@ -284,6 +312,7 @@
         <w:rPr>
           <w:b/>
           <w:bCs/>
+          <w:color w:val="00B050"/>
           <w:u w:val="single"/>
         </w:rPr>
         <w:t>training_data</w:t>
@@ -293,6 +322,7 @@
         <w:rPr>
           <w:b/>
           <w:bCs/>
+          <w:color w:val="00B050"/>
           <w:u w:val="single"/>
         </w:rPr>
         <w:t xml:space="preserve">, </w:t>
@@ -302,6 +332,7 @@
         <w:rPr>
           <w:b/>
           <w:bCs/>
+          <w:color w:val="00B050"/>
           <w:u w:val="single"/>
         </w:rPr>
         <w:t>validation_data</w:t>
@@ -311,6 +342,7 @@
         <w:rPr>
           <w:b/>
           <w:bCs/>
+          <w:color w:val="00B050"/>
           <w:u w:val="single"/>
         </w:rPr>
         <w:t xml:space="preserve">, </w:t>
@@ -320,6 +352,7 @@
         <w:rPr>
           <w:b/>
           <w:bCs/>
+          <w:color w:val="00B050"/>
           <w:u w:val="single"/>
         </w:rPr>
         <w:t>test_data</w:t>
@@ -329,6 +362,7 @@
         <w:rPr>
           <w:b/>
           <w:bCs/>
+          <w:color w:val="00B050"/>
           <w:u w:val="single"/>
         </w:rPr>
         <w:t xml:space="preserve"> = \</w:t>
@@ -355,6 +389,7 @@
         <w:rPr>
           <w:b/>
           <w:bCs/>
+          <w:color w:val="00B050"/>
           <w:u w:val="single"/>
         </w:rPr>
         <w:t>mnist_</w:t>
@@ -364,6 +399,7 @@
         <w:rPr>
           <w:b/>
           <w:bCs/>
+          <w:color w:val="00B050"/>
           <w:u w:val="single"/>
         </w:rPr>
         <w:t>loader.load</w:t>
@@ -373,6 +409,7 @@
         <w:rPr>
           <w:b/>
           <w:bCs/>
+          <w:color w:val="00B050"/>
           <w:u w:val="single"/>
         </w:rPr>
         <w:t>_data_</w:t>
@@ -382,6 +419,7 @@
         <w:rPr>
           <w:b/>
           <w:bCs/>
+          <w:color w:val="00B050"/>
           <w:u w:val="single"/>
         </w:rPr>
         <w:t>wrapper</w:t>
@@ -391,6 +429,7 @@
         <w:rPr>
           <w:b/>
           <w:bCs/>
+          <w:color w:val="00B050"/>
           <w:u w:val="single"/>
         </w:rPr>
         <w:t>(</w:t>
@@ -400,6 +439,7 @@
         <w:rPr>
           <w:b/>
           <w:bCs/>
+          <w:color w:val="00B050"/>
           <w:u w:val="single"/>
         </w:rPr>
         <w:t>)</w:t>
@@ -410,40 +450,60 @@
         <w:rPr>
           <w:b/>
           <w:bCs/>
-          <w:u w:val="single"/>
-        </w:rPr>
-      </w:pPr>
-      <w:r>
-        <w:rPr>
-          <w:b/>
-          <w:bCs/>
-          <w:u w:val="single"/>
-        </w:rPr>
-        <w:t>&gt;&gt;&gt; import network</w:t>
-      </w:r>
-    </w:p>
-    <w:p>
-      <w:pPr>
-        <w:rPr>
-          <w:b/>
-          <w:bCs/>
-          <w:u w:val="single"/>
-        </w:rPr>
-      </w:pPr>
-      <w:r>
-        <w:rPr>
-          <w:b/>
-          <w:bCs/>
-          <w:u w:val="single"/>
-        </w:rPr>
-        <w:t xml:space="preserve">&gt;&gt;&gt; net = </w:t>
-      </w:r>
-      <w:proofErr w:type="spellStart"/>
-      <w:proofErr w:type="gramStart"/>
-      <w:r>
-        <w:rPr>
-          <w:b/>
-          <w:bCs/>
+          <w:color w:val="00B050"/>
+          <w:u w:val="single"/>
+        </w:rPr>
+      </w:pPr>
+      <w:r>
+        <w:rPr>
+          <w:b/>
+          <w:bCs/>
+          <w:u w:val="single"/>
+        </w:rPr>
+        <w:t xml:space="preserve">&gt;&gt;&gt; </w:t>
+      </w:r>
+      <w:r>
+        <w:rPr>
+          <w:b/>
+          <w:bCs/>
+          <w:color w:val="00B050"/>
+          <w:u w:val="single"/>
+        </w:rPr>
+        <w:t>import network</w:t>
+      </w:r>
+    </w:p>
+    <w:p>
+      <w:pPr>
+        <w:rPr>
+          <w:b/>
+          <w:bCs/>
+          <w:u w:val="single"/>
+        </w:rPr>
+      </w:pPr>
+      <w:r>
+        <w:rPr>
+          <w:b/>
+          <w:bCs/>
+          <w:u w:val="single"/>
+        </w:rPr>
+        <w:t xml:space="preserve">&gt;&gt;&gt; </w:t>
+      </w:r>
+      <w:r>
+        <w:rPr>
+          <w:b/>
+          <w:bCs/>
+          <w:color w:val="00B050"/>
+          <w:u w:val="single"/>
+        </w:rPr>
+        <w:t xml:space="preserve">net = </w:t>
+      </w:r>
+      <w:proofErr w:type="spellStart"/>
+      <w:proofErr w:type="gramStart"/>
+      <w:r>
+        <w:rPr>
+          <w:b/>
+          <w:bCs/>
+          <w:color w:val="00B050"/>
           <w:u w:val="single"/>
         </w:rPr>
         <w:t>network.Network</w:t>
@@ -454,6 +514,7 @@
         <w:rPr>
           <w:b/>
           <w:bCs/>
+          <w:color w:val="00B050"/>
           <w:u w:val="single"/>
         </w:rPr>
         <w:t>([784, 30, 10])</w:t>
@@ -481,6 +542,7 @@
         <w:rPr>
           <w:b/>
           <w:bCs/>
+          <w:color w:val="00B050"/>
           <w:u w:val="single"/>
         </w:rPr>
         <w:t>net.SGD</w:t>
@@ -490,6 +552,7 @@
         <w:rPr>
           <w:b/>
           <w:bCs/>
+          <w:color w:val="00B050"/>
           <w:u w:val="single"/>
         </w:rPr>
         <w:t>(</w:t>
@@ -500,6 +563,7 @@
         <w:rPr>
           <w:b/>
           <w:bCs/>
+          <w:color w:val="00B050"/>
           <w:u w:val="single"/>
         </w:rPr>
         <w:t>training_data</w:t>
@@ -509,6 +573,7 @@
         <w:rPr>
           <w:b/>
           <w:bCs/>
+          <w:color w:val="00B050"/>
           <w:u w:val="single"/>
         </w:rPr>
         <w:t xml:space="preserve">, 30, 10, 3.0, </w:t>
@@ -518,6 +583,7 @@
         <w:rPr>
           <w:b/>
           <w:bCs/>
+          <w:color w:val="00B050"/>
           <w:u w:val="single"/>
         </w:rPr>
         <w:t>test_data</w:t>
@@ -527,6 +593,7 @@
         <w:rPr>
           <w:b/>
           <w:bCs/>
+          <w:color w:val="00B050"/>
           <w:u w:val="single"/>
         </w:rPr>
         <w:t>=</w:t>
@@ -536,6 +603,7 @@
         <w:rPr>
           <w:b/>
           <w:bCs/>
+          <w:color w:val="00B050"/>
           <w:u w:val="single"/>
         </w:rPr>
         <w:t>test_data</w:t>
@@ -545,6 +613,7 @@
         <w:rPr>
           <w:b/>
           <w:bCs/>
+          <w:color w:val="00B050"/>
           <w:u w:val="single"/>
         </w:rPr>
         <w:t>)</w:t>
@@ -558,508 +627,6 @@
           <w:u w:val="single"/>
         </w:rPr>
       </w:pPr>
-      <w:r>
-        <w:rPr>
-          <w:b/>
-          <w:bCs/>
-          <w:u w:val="single"/>
-        </w:rPr>
-        <w:t>Epoch 0: 9095 / 10000</w:t>
-      </w:r>
-    </w:p>
-    <w:p>
-      <w:pPr>
-        <w:rPr>
-          <w:b/>
-          <w:bCs/>
-          <w:u w:val="single"/>
-        </w:rPr>
-      </w:pPr>
-      <w:r>
-        <w:rPr>
-          <w:b/>
-          <w:bCs/>
-          <w:u w:val="single"/>
-        </w:rPr>
-        <w:t>Epoch 1: 9239 / 10000</w:t>
-      </w:r>
-    </w:p>
-    <w:p>
-      <w:pPr>
-        <w:rPr>
-          <w:b/>
-          <w:bCs/>
-          <w:u w:val="single"/>
-        </w:rPr>
-      </w:pPr>
-      <w:r>
-        <w:rPr>
-          <w:b/>
-          <w:bCs/>
-          <w:u w:val="single"/>
-        </w:rPr>
-        <w:t>Epoch 2: 9315 / 10000</w:t>
-      </w:r>
-    </w:p>
-    <w:p>
-      <w:pPr>
-        <w:rPr>
-          <w:b/>
-          <w:bCs/>
-          <w:u w:val="single"/>
-        </w:rPr>
-      </w:pPr>
-      <w:r>
-        <w:rPr>
-          <w:b/>
-          <w:bCs/>
-          <w:u w:val="single"/>
-        </w:rPr>
-        <w:t>Epoch 3: 9330 / 10000</w:t>
-      </w:r>
-    </w:p>
-    <w:p>
-      <w:pPr>
-        <w:rPr>
-          <w:b/>
-          <w:bCs/>
-          <w:u w:val="single"/>
-        </w:rPr>
-      </w:pPr>
-      <w:r>
-        <w:rPr>
-          <w:b/>
-          <w:bCs/>
-          <w:u w:val="single"/>
-        </w:rPr>
-        <w:t>Epoch 4: 9393 / 10000</w:t>
-      </w:r>
-    </w:p>
-    <w:p>
-      <w:pPr>
-        <w:rPr>
-          <w:b/>
-          <w:bCs/>
-          <w:u w:val="single"/>
-        </w:rPr>
-      </w:pPr>
-      <w:r>
-        <w:rPr>
-          <w:b/>
-          <w:bCs/>
-          <w:u w:val="single"/>
-        </w:rPr>
-        <w:t>Epoch 5: 9419 / 10000</w:t>
-      </w:r>
-    </w:p>
-    <w:p>
-      <w:pPr>
-        <w:rPr>
-          <w:b/>
-          <w:bCs/>
-          <w:u w:val="single"/>
-        </w:rPr>
-      </w:pPr>
-      <w:r>
-        <w:rPr>
-          <w:b/>
-          <w:bCs/>
-          <w:u w:val="single"/>
-        </w:rPr>
-        <w:t>Epoch 6: 9422 / 10000</w:t>
-      </w:r>
-    </w:p>
-    <w:p>
-      <w:pPr>
-        <w:rPr>
-          <w:b/>
-          <w:bCs/>
-          <w:u w:val="single"/>
-        </w:rPr>
-      </w:pPr>
-      <w:r>
-        <w:rPr>
-          <w:b/>
-          <w:bCs/>
-          <w:u w:val="single"/>
-        </w:rPr>
-        <w:lastRenderedPageBreak/>
-        <w:t>Epoch 7: 9454 / 10000</w:t>
-      </w:r>
-    </w:p>
-    <w:p>
-      <w:pPr>
-        <w:rPr>
-          <w:b/>
-          <w:bCs/>
-          <w:u w:val="single"/>
-        </w:rPr>
-      </w:pPr>
-      <w:r>
-        <w:rPr>
-          <w:b/>
-          <w:bCs/>
-          <w:u w:val="single"/>
-        </w:rPr>
-        <w:t>Epoch 8: 9457 / 10000</w:t>
-      </w:r>
-    </w:p>
-    <w:p>
-      <w:pPr>
-        <w:rPr>
-          <w:b/>
-          <w:bCs/>
-          <w:u w:val="single"/>
-        </w:rPr>
-      </w:pPr>
-      <w:r>
-        <w:rPr>
-          <w:b/>
-          <w:bCs/>
-          <w:u w:val="single"/>
-        </w:rPr>
-        <w:t>Epoch 9: 9448 / 10000</w:t>
-      </w:r>
-    </w:p>
-    <w:p>
-      <w:pPr>
-        <w:rPr>
-          <w:b/>
-          <w:bCs/>
-          <w:u w:val="single"/>
-        </w:rPr>
-      </w:pPr>
-      <w:r>
-        <w:rPr>
-          <w:b/>
-          <w:bCs/>
-          <w:u w:val="single"/>
-        </w:rPr>
-        <w:t>Epoch 10: 9458 / 10000</w:t>
-      </w:r>
-    </w:p>
-    <w:p>
-      <w:pPr>
-        <w:rPr>
-          <w:b/>
-          <w:bCs/>
-          <w:u w:val="single"/>
-        </w:rPr>
-      </w:pPr>
-      <w:r>
-        <w:rPr>
-          <w:b/>
-          <w:bCs/>
-          <w:u w:val="single"/>
-        </w:rPr>
-        <w:t>Epoch 11: 9464 / 10000</w:t>
-      </w:r>
-    </w:p>
-    <w:p>
-      <w:pPr>
-        <w:rPr>
-          <w:b/>
-          <w:bCs/>
-          <w:u w:val="single"/>
-        </w:rPr>
-      </w:pPr>
-      <w:r>
-        <w:rPr>
-          <w:b/>
-          <w:bCs/>
-          <w:u w:val="single"/>
-        </w:rPr>
-        <w:t>Epoch 12: 9490 / 10000</w:t>
-      </w:r>
-    </w:p>
-    <w:p>
-      <w:pPr>
-        <w:rPr>
-          <w:b/>
-          <w:bCs/>
-          <w:u w:val="single"/>
-        </w:rPr>
-      </w:pPr>
-      <w:r>
-        <w:rPr>
-          <w:b/>
-          <w:bCs/>
-          <w:u w:val="single"/>
-        </w:rPr>
-        <w:t>Epoch 13: 9474 / 10000</w:t>
-      </w:r>
-    </w:p>
-    <w:p>
-      <w:pPr>
-        <w:rPr>
-          <w:b/>
-          <w:bCs/>
-          <w:u w:val="single"/>
-        </w:rPr>
-      </w:pPr>
-      <w:r>
-        <w:rPr>
-          <w:b/>
-          <w:bCs/>
-          <w:u w:val="single"/>
-        </w:rPr>
-        <w:t>Epoch 14: 9494 / 10000</w:t>
-      </w:r>
-    </w:p>
-    <w:p>
-      <w:pPr>
-        <w:rPr>
-          <w:b/>
-          <w:bCs/>
-          <w:u w:val="single"/>
-        </w:rPr>
-      </w:pPr>
-      <w:r>
-        <w:rPr>
-          <w:b/>
-          <w:bCs/>
-          <w:u w:val="single"/>
-        </w:rPr>
-        <w:t>Epoch 15: 9460 / 10000</w:t>
-      </w:r>
-    </w:p>
-    <w:p>
-      <w:pPr>
-        <w:rPr>
-          <w:b/>
-          <w:bCs/>
-          <w:u w:val="single"/>
-        </w:rPr>
-      </w:pPr>
-      <w:r>
-        <w:rPr>
-          <w:b/>
-          <w:bCs/>
-          <w:u w:val="single"/>
-        </w:rPr>
-        <w:t>Epoch 16: 9474 / 10000</w:t>
-      </w:r>
-    </w:p>
-    <w:p>
-      <w:pPr>
-        <w:rPr>
-          <w:b/>
-          <w:bCs/>
-          <w:u w:val="single"/>
-        </w:rPr>
-      </w:pPr>
-      <w:r>
-        <w:rPr>
-          <w:b/>
-          <w:bCs/>
-          <w:u w:val="single"/>
-        </w:rPr>
-        <w:t>Epoch 17: 9464 / 10000</w:t>
-      </w:r>
-    </w:p>
-    <w:p>
-      <w:pPr>
-        <w:rPr>
-          <w:b/>
-          <w:bCs/>
-          <w:u w:val="single"/>
-        </w:rPr>
-      </w:pPr>
-      <w:r>
-        <w:rPr>
-          <w:b/>
-          <w:bCs/>
-          <w:u w:val="single"/>
-        </w:rPr>
-        <w:t>Epoch 18: 9501 / 10000</w:t>
-      </w:r>
-    </w:p>
-    <w:p>
-      <w:pPr>
-        <w:rPr>
-          <w:b/>
-          <w:bCs/>
-          <w:u w:val="single"/>
-        </w:rPr>
-      </w:pPr>
-      <w:r>
-        <w:rPr>
-          <w:b/>
-          <w:bCs/>
-          <w:u w:val="single"/>
-        </w:rPr>
-        <w:t>Epoch 19: 9477 / 10000</w:t>
-      </w:r>
-    </w:p>
-    <w:p>
-      <w:pPr>
-        <w:rPr>
-          <w:b/>
-          <w:bCs/>
-          <w:u w:val="single"/>
-        </w:rPr>
-      </w:pPr>
-      <w:r>
-        <w:rPr>
-          <w:b/>
-          <w:bCs/>
-          <w:u w:val="single"/>
-        </w:rPr>
-        <w:t>Epoch 20: 9465 / 10000</w:t>
-      </w:r>
-    </w:p>
-    <w:p>
-      <w:pPr>
-        <w:rPr>
-          <w:b/>
-          <w:bCs/>
-          <w:u w:val="single"/>
-        </w:rPr>
-      </w:pPr>
-      <w:r>
-        <w:rPr>
-          <w:b/>
-          <w:bCs/>
-          <w:u w:val="single"/>
-        </w:rPr>
-        <w:t>Epoch 21: 9496 / 10000</w:t>
-      </w:r>
-    </w:p>
-    <w:p>
-      <w:pPr>
-        <w:rPr>
-          <w:b/>
-          <w:bCs/>
-          <w:u w:val="single"/>
-        </w:rPr>
-      </w:pPr>
-      <w:r>
-        <w:rPr>
-          <w:b/>
-          <w:bCs/>
-          <w:u w:val="single"/>
-        </w:rPr>
-        <w:t>Epoch 22: 9501 / 10000</w:t>
-      </w:r>
-    </w:p>
-    <w:p>
-      <w:pPr>
-        <w:rPr>
-          <w:b/>
-          <w:bCs/>
-          <w:u w:val="single"/>
-        </w:rPr>
-      </w:pPr>
-      <w:r>
-        <w:rPr>
-          <w:b/>
-          <w:bCs/>
-          <w:u w:val="single"/>
-        </w:rPr>
-        <w:t>Epoch 23: 9508 / 10000</w:t>
-      </w:r>
-    </w:p>
-    <w:p>
-      <w:pPr>
-        <w:rPr>
-          <w:b/>
-          <w:bCs/>
-          <w:u w:val="single"/>
-        </w:rPr>
-      </w:pPr>
-      <w:r>
-        <w:rPr>
-          <w:b/>
-          <w:bCs/>
-          <w:u w:val="single"/>
-        </w:rPr>
-        <w:t>Epoch 24: 9517 / 10000</w:t>
-      </w:r>
-    </w:p>
-    <w:p>
-      <w:pPr>
-        <w:rPr>
-          <w:b/>
-          <w:bCs/>
-          <w:u w:val="single"/>
-        </w:rPr>
-      </w:pPr>
-      <w:r>
-        <w:rPr>
-          <w:b/>
-          <w:bCs/>
-          <w:u w:val="single"/>
-        </w:rPr>
-        <w:t>Epoch 25: 9495 / 10000</w:t>
-      </w:r>
-    </w:p>
-    <w:p>
-      <w:pPr>
-        <w:rPr>
-          <w:b/>
-          <w:bCs/>
-          <w:u w:val="single"/>
-        </w:rPr>
-      </w:pPr>
-      <w:r>
-        <w:rPr>
-          <w:b/>
-          <w:bCs/>
-          <w:u w:val="single"/>
-        </w:rPr>
-        <w:t>Epoch 26: 9504 / 10000</w:t>
-      </w:r>
-    </w:p>
-    <w:p>
-      <w:pPr>
-        <w:rPr>
-          <w:b/>
-          <w:bCs/>
-          <w:u w:val="single"/>
-        </w:rPr>
-      </w:pPr>
-      <w:r>
-        <w:rPr>
-          <w:b/>
-          <w:bCs/>
-          <w:u w:val="single"/>
-        </w:rPr>
-        <w:t>Epoch 27: 9510 / 10000</w:t>
-      </w:r>
-    </w:p>
-    <w:p>
-      <w:pPr>
-        <w:rPr>
-          <w:b/>
-          <w:bCs/>
-          <w:u w:val="single"/>
-        </w:rPr>
-      </w:pPr>
-      <w:r>
-        <w:rPr>
-          <w:b/>
-          <w:bCs/>
-          <w:u w:val="single"/>
-        </w:rPr>
-        <w:t>Epoch 28: 9480 / 10000</w:t>
-      </w:r>
-    </w:p>
-    <w:p>
-      <w:pPr>
-        <w:rPr>
-          <w:b/>
-          <w:bCs/>
-          <w:u w:val="single"/>
-        </w:rPr>
-      </w:pPr>
-      <w:r>
-        <w:rPr>
-          <w:b/>
-          <w:bCs/>
-          <w:u w:val="single"/>
-        </w:rPr>
-        <w:t>Epoch 29: 9493 / 10000</w:t>
-      </w:r>
       <w:r>
         <w:rPr>
           <w:b/>
